--- a/lessons/5-2/downloads/reveal/5.2-session-1-practice-form-a.docx
+++ b/lessons/5-2/downloads/reveal/5.2-session-1-practice-form-a.docx
@@ -15,7 +15,7 @@
         <w:rPr>
           <w:rFonts w:ascii="Avenir Next" w:hAnsi="Avenir Next" w:cs="Avenir Next" w:eastAsia="Avenir Next"/>
           <w:color w:val="1A1A1A"/>
-          <w:sz w:val="20"/>
+          <w:sz w:val="22"/>
           <w:szCs w:val="20"/>
         </w:rPr>
         <w:t xml:space="preserve">Name</w:t>
@@ -33,7 +33,7 @@
         <w:rPr>
           <w:rFonts w:ascii="Avenir Next" w:hAnsi="Avenir Next" w:cs="Avenir Next" w:eastAsia="Avenir Next"/>
           <w:color w:val="1A1A1A"/>
-          <w:sz w:val="20"/>
+          <w:sz w:val="22"/>
           <w:szCs w:val="20"/>
         </w:rPr>
         <w:t xml:space="preserve">   Date</w:t>
@@ -51,7 +51,7 @@
         <w:rPr>
           <w:rFonts w:ascii="Avenir Next" w:hAnsi="Avenir Next" w:cs="Avenir Next" w:eastAsia="Avenir Next"/>
           <w:color w:val="1A1A1A"/>
-          <w:sz w:val="20"/>
+          <w:sz w:val="22"/>
           <w:szCs w:val="20"/>
         </w:rPr>
         <w:t xml:space="preserve">   Period</w:t>
@@ -78,7 +78,7 @@
           <w:caps/>
           <w:color w:val="003A70"/>
           <w:spacing w:val="12"/>
-          <w:sz w:val="19"/>
+          <w:sz w:val="22"/>
           <w:szCs w:val="19"/>
         </w:rPr>
         <w:t xml:space="preserve">Lesson 5-2  ·  Session 1  ·  Practice  ·  Form A</w:t>
@@ -86,6 +86,7 @@
     </w:p>
     <w:p>
       <w:pPr>
+        <w:pStyle w:val="Heading1"/>
         <w:keepNext/>
         <w:spacing w:before="0" w:after="10" w:line="240" w:lineRule="auto"/>
       </w:pPr>
@@ -111,7 +112,7 @@
         <w:rPr>
           <w:rFonts w:ascii="Avenir Next" w:hAnsi="Avenir Next" w:cs="Avenir Next" w:eastAsia="Avenir Next"/>
           <w:color w:val="5A5F66"/>
-          <w:sz w:val="17"/>
+          <w:sz w:val="22"/>
           <w:szCs w:val="17"/>
         </w:rPr>
         <w:t xml:space="preserve">Learning target — I can find the area of a triangle using one half the base times the height.</w:t>
@@ -128,7 +129,7 @@
     </w:p>
     <w:p>
       <w:pPr>
-        <w:spacing w:before="0" w:after="0" w:line="60" w:lineRule="auto"/>
+        <w:spacing w:before="0" w:after="0" w:line="50" w:lineRule="exact"/>
       </w:pPr>
     </w:p>
     <w:tbl>
@@ -167,6 +168,7 @@
           </w:tcPr>
           <w:p>
             <w:pPr>
+              <w:pStyle w:val="Heading2"/>
               <w:spacing w:before="0" w:after="40" w:line="264" w:lineRule="auto"/>
             </w:pPr>
             <w:r>
@@ -194,63 +196,63 @@
                 <w:rFonts w:ascii="Avenir Next" w:hAnsi="Avenir Next" w:cs="Avenir Next" w:eastAsia="Avenir Next"/>
                 <w:b/>
                 <w:color w:val="003A70"/>
+                <w:sz w:val="22"/>
+                <w:szCs w:val="18"/>
+              </w:rPr>
+              <w:t xml:space="preserve">•</w:t>
+            </w:r>
+            <w:r>
+              <w:rPr>
+                <w:rFonts w:ascii="Avenir Next" w:hAnsi="Avenir Next" w:cs="Avenir Next" w:eastAsia="Avenir Next"/>
+                <w:color w:val="1A1A1A"/>
                 <w:sz w:val="18"/>
                 <w:szCs w:val="18"/>
               </w:rPr>
-              <w:t xml:space="preserve">•</w:t>
-            </w:r>
-            <w:r>
-              <w:rPr>
-                <w:rFonts w:ascii="Avenir Next" w:hAnsi="Avenir Next" w:cs="Avenir Next" w:eastAsia="Avenir Next"/>
-                <w:color w:val="1A1A1A"/>
-                <w:sz w:val="18"/>
+              <w:tab/>
+            </w:r>
+            <w:r>
+              <w:rPr>
+                <w:rFonts w:ascii="Avenir Next" w:hAnsi="Avenir Next" w:cs="Avenir Next" w:eastAsia="Avenir Next"/>
+                <w:color w:val="1A1A1A"/>
+                <w:sz w:val="22"/>
                 <w:szCs w:val="18"/>
               </w:rPr>
-              <w:tab/>
-            </w:r>
-            <w:r>
-              <w:rPr>
-                <w:rFonts w:ascii="Avenir Next" w:hAnsi="Avenir Next" w:cs="Avenir Next" w:eastAsia="Avenir Next"/>
-                <w:color w:val="1A1A1A"/>
-                <w:sz w:val="18"/>
+              <w:t xml:space="preserve">Two matching triangles make a parallelogram, so a triangle is </w:t>
+            </w:r>
+            <w:r>
+              <w:rPr>
+                <w:rFonts w:ascii="Avenir Next" w:hAnsi="Avenir Next" w:cs="Avenir Next" w:eastAsia="Avenir Next"/>
+                <w:b/>
+                <w:color w:val="1A1A1A"/>
+                <w:sz w:val="22"/>
                 <w:szCs w:val="18"/>
               </w:rPr>
-              <w:t xml:space="preserve">Two matching triangles make a parallelogram, so a triangle is </w:t>
-            </w:r>
-            <w:r>
-              <w:rPr>
-                <w:rFonts w:ascii="Avenir Next" w:hAnsi="Avenir Next" w:cs="Avenir Next" w:eastAsia="Avenir Next"/>
-                <w:b/>
-                <w:color w:val="1A1A1A"/>
-                <w:sz w:val="18"/>
+              <w:t xml:space="preserve">half</w:t>
+            </w:r>
+            <w:r>
+              <w:rPr>
+                <w:rFonts w:ascii="Avenir Next" w:hAnsi="Avenir Next" w:cs="Avenir Next" w:eastAsia="Avenir Next"/>
+                <w:color w:val="1A1A1A"/>
+                <w:sz w:val="22"/>
                 <w:szCs w:val="18"/>
               </w:rPr>
-              <w:t xml:space="preserve">half</w:t>
-            </w:r>
-            <w:r>
-              <w:rPr>
-                <w:rFonts w:ascii="Avenir Next" w:hAnsi="Avenir Next" w:cs="Avenir Next" w:eastAsia="Avenir Next"/>
-                <w:color w:val="1A1A1A"/>
-                <w:sz w:val="18"/>
+              <w:t xml:space="preserve">: </w:t>
+            </w:r>
+            <w:r>
+              <w:rPr>
+                <w:rFonts w:ascii="Avenir Next" w:hAnsi="Avenir Next" w:cs="Avenir Next" w:eastAsia="Avenir Next"/>
+                <w:b/>
+                <w:color w:val="1A1A1A"/>
+                <w:sz w:val="22"/>
                 <w:szCs w:val="18"/>
               </w:rPr>
-              <w:t xml:space="preserve">: </w:t>
-            </w:r>
-            <w:r>
-              <w:rPr>
-                <w:rFonts w:ascii="Avenir Next" w:hAnsi="Avenir Next" w:cs="Avenir Next" w:eastAsia="Avenir Next"/>
-                <w:b/>
-                <w:color w:val="1A1A1A"/>
-                <w:sz w:val="18"/>
-                <w:szCs w:val="18"/>
-              </w:rPr>
               <w:t xml:space="preserve">A = ½ × b × h</w:t>
             </w:r>
             <w:r>
               <w:rPr>
                 <w:rFonts w:ascii="Avenir Next" w:hAnsi="Avenir Next" w:cs="Avenir Next" w:eastAsia="Avenir Next"/>
                 <w:color w:val="1A1A1A"/>
-                <w:sz w:val="18"/>
+                <w:sz w:val="22"/>
                 <w:szCs w:val="18"/>
               </w:rPr>
               <w:t xml:space="preserve">.</w:t>
@@ -269,44 +271,44 @@
                 <w:rFonts w:ascii="Avenir Next" w:hAnsi="Avenir Next" w:cs="Avenir Next" w:eastAsia="Avenir Next"/>
                 <w:b/>
                 <w:color w:val="003A70"/>
+                <w:sz w:val="22"/>
+                <w:szCs w:val="18"/>
+              </w:rPr>
+              <w:t xml:space="preserve">•</w:t>
+            </w:r>
+            <w:r>
+              <w:rPr>
+                <w:rFonts w:ascii="Avenir Next" w:hAnsi="Avenir Next" w:cs="Avenir Next" w:eastAsia="Avenir Next"/>
+                <w:color w:val="1A1A1A"/>
                 <w:sz w:val="18"/>
                 <w:szCs w:val="18"/>
               </w:rPr>
-              <w:t xml:space="preserve">•</w:t>
-            </w:r>
-            <w:r>
-              <w:rPr>
-                <w:rFonts w:ascii="Avenir Next" w:hAnsi="Avenir Next" w:cs="Avenir Next" w:eastAsia="Avenir Next"/>
-                <w:color w:val="1A1A1A"/>
-                <w:sz w:val="18"/>
+              <w:tab/>
+            </w:r>
+            <w:r>
+              <w:rPr>
+                <w:rFonts w:ascii="Avenir Next" w:hAnsi="Avenir Next" w:cs="Avenir Next" w:eastAsia="Avenir Next"/>
+                <w:color w:val="1A1A1A"/>
+                <w:sz w:val="22"/>
                 <w:szCs w:val="18"/>
               </w:rPr>
-              <w:tab/>
-            </w:r>
-            <w:r>
-              <w:rPr>
-                <w:rFonts w:ascii="Avenir Next" w:hAnsi="Avenir Next" w:cs="Avenir Next" w:eastAsia="Avenir Next"/>
-                <w:color w:val="1A1A1A"/>
-                <w:sz w:val="18"/>
+              <w:t xml:space="preserve">The </w:t>
+            </w:r>
+            <w:r>
+              <w:rPr>
+                <w:rFonts w:ascii="Avenir Next" w:hAnsi="Avenir Next" w:cs="Avenir Next" w:eastAsia="Avenir Next"/>
+                <w:b/>
+                <w:color w:val="1A1A1A"/>
+                <w:sz w:val="22"/>
                 <w:szCs w:val="18"/>
               </w:rPr>
-              <w:t xml:space="preserve">The </w:t>
-            </w:r>
-            <w:r>
-              <w:rPr>
-                <w:rFonts w:ascii="Avenir Next" w:hAnsi="Avenir Next" w:cs="Avenir Next" w:eastAsia="Avenir Next"/>
-                <w:b/>
-                <w:color w:val="1A1A1A"/>
-                <w:sz w:val="18"/>
-                <w:szCs w:val="18"/>
-              </w:rPr>
               <w:t xml:space="preserve">height</w:t>
             </w:r>
             <w:r>
               <w:rPr>
                 <w:rFonts w:ascii="Avenir Next" w:hAnsi="Avenir Next" w:cs="Avenir Next" w:eastAsia="Avenir Next"/>
                 <w:color w:val="1A1A1A"/>
-                <w:sz w:val="18"/>
+                <w:sz w:val="22"/>
                 <w:szCs w:val="18"/>
               </w:rPr>
               <w:t xml:space="preserve"> makes a square corner with the base.</w:t>
@@ -325,44 +327,44 @@
                 <w:rFonts w:ascii="Avenir Next" w:hAnsi="Avenir Next" w:cs="Avenir Next" w:eastAsia="Avenir Next"/>
                 <w:b/>
                 <w:color w:val="003A70"/>
+                <w:sz w:val="22"/>
+                <w:szCs w:val="18"/>
+              </w:rPr>
+              <w:t xml:space="preserve">•</w:t>
+            </w:r>
+            <w:r>
+              <w:rPr>
+                <w:rFonts w:ascii="Avenir Next" w:hAnsi="Avenir Next" w:cs="Avenir Next" w:eastAsia="Avenir Next"/>
+                <w:color w:val="1A1A1A"/>
                 <w:sz w:val="18"/>
                 <w:szCs w:val="18"/>
               </w:rPr>
-              <w:t xml:space="preserve">•</w:t>
-            </w:r>
-            <w:r>
-              <w:rPr>
-                <w:rFonts w:ascii="Avenir Next" w:hAnsi="Avenir Next" w:cs="Avenir Next" w:eastAsia="Avenir Next"/>
-                <w:color w:val="1A1A1A"/>
-                <w:sz w:val="18"/>
+              <w:tab/>
+            </w:r>
+            <w:r>
+              <w:rPr>
+                <w:rFonts w:ascii="Avenir Next" w:hAnsi="Avenir Next" w:cs="Avenir Next" w:eastAsia="Avenir Next"/>
+                <w:color w:val="1A1A1A"/>
+                <w:sz w:val="22"/>
                 <w:szCs w:val="18"/>
               </w:rPr>
-              <w:tab/>
-            </w:r>
-            <w:r>
-              <w:rPr>
-                <w:rFonts w:ascii="Avenir Next" w:hAnsi="Avenir Next" w:cs="Avenir Next" w:eastAsia="Avenir Next"/>
-                <w:color w:val="1A1A1A"/>
-                <w:sz w:val="18"/>
+              <w:t xml:space="preserve">In a </w:t>
+            </w:r>
+            <w:r>
+              <w:rPr>
+                <w:rFonts w:ascii="Avenir Next" w:hAnsi="Avenir Next" w:cs="Avenir Next" w:eastAsia="Avenir Next"/>
+                <w:b/>
+                <w:color w:val="1A1A1A"/>
+                <w:sz w:val="22"/>
                 <w:szCs w:val="18"/>
               </w:rPr>
-              <w:t xml:space="preserve">In a </w:t>
-            </w:r>
-            <w:r>
-              <w:rPr>
-                <w:rFonts w:ascii="Avenir Next" w:hAnsi="Avenir Next" w:cs="Avenir Next" w:eastAsia="Avenir Next"/>
-                <w:b/>
-                <w:color w:val="1A1A1A"/>
-                <w:sz w:val="18"/>
-                <w:szCs w:val="18"/>
-              </w:rPr>
               <w:t xml:space="preserve">right triangle</w:t>
             </w:r>
             <w:r>
               <w:rPr>
                 <w:rFonts w:ascii="Avenir Next" w:hAnsi="Avenir Next" w:cs="Avenir Next" w:eastAsia="Avenir Next"/>
                 <w:color w:val="1A1A1A"/>
-                <w:sz w:val="18"/>
+                <w:sz w:val="22"/>
                 <w:szCs w:val="18"/>
               </w:rPr>
               <w:t xml:space="preserve">, the two legs at the square corner are the base and height.</w:t>
@@ -377,6 +379,7 @@
           </w:tcPr>
           <w:p>
             <w:pPr>
+              <w:pStyle w:val="Heading2"/>
               <w:spacing w:before="0" w:after="40" w:line="264" w:lineRule="auto"/>
             </w:pPr>
             <w:r>
@@ -399,7 +402,7 @@
               <w:rPr>
                 <w:rFonts w:ascii="Avenir Next" w:hAnsi="Avenir Next" w:cs="Avenir Next" w:eastAsia="Avenir Next"/>
                 <w:color w:val="1A1A1A"/>
-                <w:sz w:val="17"/>
+                <w:sz w:val="22"/>
                 <w:szCs w:val="17"/>
               </w:rPr>
               <w:t xml:space="preserve">A triangle has a base of 14 cm and a height of 9 cm. Find its area.</w:t>
@@ -418,25 +421,25 @@
                 <w:rFonts w:ascii="Avenir Next" w:hAnsi="Avenir Next" w:cs="Avenir Next" w:eastAsia="Avenir Next"/>
                 <w:b/>
                 <w:color w:val="003A70"/>
+                <w:sz w:val="22"/>
+                <w:szCs w:val="17"/>
+              </w:rPr>
+              <w:t xml:space="preserve">Step 1</w:t>
+            </w:r>
+            <w:r>
+              <w:rPr>
+                <w:rFonts w:ascii="Avenir Next" w:hAnsi="Avenir Next" w:cs="Avenir Next" w:eastAsia="Avenir Next"/>
+                <w:color w:val="1A1A1A"/>
                 <w:sz w:val="17"/>
                 <w:szCs w:val="17"/>
               </w:rPr>
-              <w:t xml:space="preserve">Step 1</w:t>
-            </w:r>
-            <w:r>
-              <w:rPr>
-                <w:rFonts w:ascii="Avenir Next" w:hAnsi="Avenir Next" w:cs="Avenir Next" w:eastAsia="Avenir Next"/>
-                <w:color w:val="1A1A1A"/>
-                <w:sz w:val="17"/>
-                <w:szCs w:val="17"/>
-              </w:rPr>
               <w:tab/>
             </w:r>
             <w:r>
               <w:rPr>
                 <w:rFonts w:ascii="Avenir Next" w:hAnsi="Avenir Next" w:cs="Avenir Next" w:eastAsia="Avenir Next"/>
                 <w:color w:val="1A1A1A"/>
-                <w:sz w:val="17"/>
+                <w:sz w:val="22"/>
                 <w:szCs w:val="17"/>
               </w:rPr>
               <w:t xml:space="preserve">14 × 9 = 126</w:t>
@@ -455,25 +458,25 @@
                 <w:rFonts w:ascii="Avenir Next" w:hAnsi="Avenir Next" w:cs="Avenir Next" w:eastAsia="Avenir Next"/>
                 <w:b/>
                 <w:color w:val="003A70"/>
+                <w:sz w:val="22"/>
+                <w:szCs w:val="17"/>
+              </w:rPr>
+              <w:t xml:space="preserve">Step 2</w:t>
+            </w:r>
+            <w:r>
+              <w:rPr>
+                <w:rFonts w:ascii="Avenir Next" w:hAnsi="Avenir Next" w:cs="Avenir Next" w:eastAsia="Avenir Next"/>
+                <w:color w:val="1A1A1A"/>
                 <w:sz w:val="17"/>
                 <w:szCs w:val="17"/>
               </w:rPr>
-              <w:t xml:space="preserve">Step 2</w:t>
-            </w:r>
-            <w:r>
-              <w:rPr>
-                <w:rFonts w:ascii="Avenir Next" w:hAnsi="Avenir Next" w:cs="Avenir Next" w:eastAsia="Avenir Next"/>
-                <w:color w:val="1A1A1A"/>
-                <w:sz w:val="17"/>
-                <w:szCs w:val="17"/>
-              </w:rPr>
               <w:tab/>
             </w:r>
             <w:r>
               <w:rPr>
                 <w:rFonts w:ascii="Avenir Next" w:hAnsi="Avenir Next" w:cs="Avenir Next" w:eastAsia="Avenir Next"/>
                 <w:color w:val="1A1A1A"/>
-                <w:sz w:val="17"/>
+                <w:sz w:val="22"/>
                 <w:szCs w:val="17"/>
               </w:rPr>
               <w:t xml:space="preserve">126 is the parallelogram made by two triangles.</w:t>
@@ -492,25 +495,25 @@
                 <w:rFonts w:ascii="Avenir Next" w:hAnsi="Avenir Next" w:cs="Avenir Next" w:eastAsia="Avenir Next"/>
                 <w:b/>
                 <w:color w:val="003A70"/>
+                <w:sz w:val="22"/>
+                <w:szCs w:val="17"/>
+              </w:rPr>
+              <w:t xml:space="preserve">Step 3</w:t>
+            </w:r>
+            <w:r>
+              <w:rPr>
+                <w:rFonts w:ascii="Avenir Next" w:hAnsi="Avenir Next" w:cs="Avenir Next" w:eastAsia="Avenir Next"/>
+                <w:color w:val="1A1A1A"/>
                 <w:sz w:val="17"/>
                 <w:szCs w:val="17"/>
               </w:rPr>
-              <w:t xml:space="preserve">Step 3</w:t>
-            </w:r>
-            <w:r>
-              <w:rPr>
-                <w:rFonts w:ascii="Avenir Next" w:hAnsi="Avenir Next" w:cs="Avenir Next" w:eastAsia="Avenir Next"/>
-                <w:color w:val="1A1A1A"/>
-                <w:sz w:val="17"/>
-                <w:szCs w:val="17"/>
-              </w:rPr>
               <w:tab/>
             </w:r>
             <w:r>
               <w:rPr>
                 <w:rFonts w:ascii="Avenir Next" w:hAnsi="Avenir Next" w:cs="Avenir Next" w:eastAsia="Avenir Next"/>
                 <w:color w:val="1A1A1A"/>
-                <w:sz w:val="17"/>
+                <w:sz w:val="22"/>
                 <w:szCs w:val="17"/>
               </w:rPr>
               <w:t xml:space="preserve">126 ÷ 2 = 63</w:t>
@@ -529,18 +532,18 @@
                 <w:rFonts w:ascii="Avenir Next" w:hAnsi="Avenir Next" w:cs="Avenir Next" w:eastAsia="Avenir Next"/>
                 <w:b/>
                 <w:color w:val="1A1A1A"/>
+                <w:sz w:val="22"/>
+                <w:szCs w:val="17"/>
+              </w:rPr>
+              <w:t xml:space="preserve">Answer</w:t>
+            </w:r>
+            <w:r>
+              <w:rPr>
+                <w:rFonts w:ascii="Avenir Next" w:hAnsi="Avenir Next" w:cs="Avenir Next" w:eastAsia="Avenir Next"/>
+                <w:color w:val="1A1A1A"/>
                 <w:sz w:val="17"/>
                 <w:szCs w:val="17"/>
               </w:rPr>
-              <w:t xml:space="preserve">Answer</w:t>
-            </w:r>
-            <w:r>
-              <w:rPr>
-                <w:rFonts w:ascii="Avenir Next" w:hAnsi="Avenir Next" w:cs="Avenir Next" w:eastAsia="Avenir Next"/>
-                <w:color w:val="1A1A1A"/>
-                <w:sz w:val="17"/>
-                <w:szCs w:val="17"/>
-              </w:rPr>
               <w:tab/>
             </w:r>
             <w:r>
@@ -548,7 +551,7 @@
                 <w:rFonts w:ascii="Avenir Next" w:hAnsi="Avenir Next" w:cs="Avenir Next" w:eastAsia="Avenir Next"/>
                 <w:b/>
                 <w:color w:val="1A1A1A"/>
-                <w:sz w:val="17"/>
+                <w:sz w:val="22"/>
                 <w:szCs w:val="17"/>
               </w:rPr>
               <w:t xml:space="preserve">63 cm²</w:t>
@@ -577,7 +580,7 @@
           <w:rFonts w:ascii="Avenir Next" w:hAnsi="Avenir Next" w:cs="Avenir Next" w:eastAsia="Avenir Next"/>
           <w:b/>
           <w:color w:val="1A1A1A"/>
-          <w:sz w:val="17"/>
+          <w:sz w:val="22"/>
           <w:szCs w:val="17"/>
         </w:rPr>
         <w:t xml:space="preserve">right triangle</w:t>
@@ -587,7 +590,7 @@
           <w:rFonts w:ascii="Avenir Next" w:hAnsi="Avenir Next" w:cs="Avenir Next" w:eastAsia="Avenir Next"/>
           <w:i/>
           <w:color w:val="5A5F66"/>
-          <w:sz w:val="17"/>
+          <w:sz w:val="22"/>
           <w:szCs w:val="17"/>
         </w:rPr>
         <w:t xml:space="preserve"> (triángulo rectángulo)</w:t>
@@ -596,7 +599,7 @@
         <w:rPr>
           <w:rFonts w:ascii="Avenir Next" w:hAnsi="Avenir Next" w:cs="Avenir Next" w:eastAsia="Avenir Next"/>
           <w:color w:val="5A5F66"/>
-          <w:sz w:val="17"/>
+          <w:sz w:val="22"/>
           <w:szCs w:val="17"/>
         </w:rPr>
         <w:t xml:space="preserve">   ·   </w:t>
@@ -606,7 +609,7 @@
           <w:rFonts w:ascii="Avenir Next" w:hAnsi="Avenir Next" w:cs="Avenir Next" w:eastAsia="Avenir Next"/>
           <w:b/>
           <w:color w:val="1A1A1A"/>
-          <w:sz w:val="17"/>
+          <w:sz w:val="22"/>
           <w:szCs w:val="17"/>
         </w:rPr>
         <w:t xml:space="preserve">height</w:t>
@@ -616,7 +619,7 @@
           <w:rFonts w:ascii="Avenir Next" w:hAnsi="Avenir Next" w:cs="Avenir Next" w:eastAsia="Avenir Next"/>
           <w:i/>
           <w:color w:val="5A5F66"/>
-          <w:sz w:val="17"/>
+          <w:sz w:val="22"/>
           <w:szCs w:val="17"/>
         </w:rPr>
         <w:t xml:space="preserve"> (altura)</w:t>
@@ -625,7 +628,7 @@
         <w:rPr>
           <w:rFonts w:ascii="Avenir Next" w:hAnsi="Avenir Next" w:cs="Avenir Next" w:eastAsia="Avenir Next"/>
           <w:color w:val="5A5F66"/>
-          <w:sz w:val="17"/>
+          <w:sz w:val="22"/>
           <w:szCs w:val="17"/>
         </w:rPr>
         <w:t xml:space="preserve">   ·   </w:t>
@@ -635,7 +638,7 @@
           <w:rFonts w:ascii="Avenir Next" w:hAnsi="Avenir Next" w:cs="Avenir Next" w:eastAsia="Avenir Next"/>
           <w:b/>
           <w:color w:val="1A1A1A"/>
-          <w:sz w:val="17"/>
+          <w:sz w:val="22"/>
           <w:szCs w:val="17"/>
         </w:rPr>
         <w:t xml:space="preserve">congruent</w:t>
@@ -645,7 +648,7 @@
           <w:rFonts w:ascii="Avenir Next" w:hAnsi="Avenir Next" w:cs="Avenir Next" w:eastAsia="Avenir Next"/>
           <w:i/>
           <w:color w:val="5A5F66"/>
-          <w:sz w:val="17"/>
+          <w:sz w:val="22"/>
           <w:szCs w:val="17"/>
         </w:rPr>
         <w:t xml:space="preserve"> (congruente)</w:t>
@@ -653,6 +656,7 @@
     </w:p>
     <w:p>
       <w:pPr>
+        <w:pStyle w:val="Heading2"/>
         <w:keepNext/>
         <w:pBdr>
           <w:bottom w:val="single" w:sz="8" w:space="3" w:color="003A70"/>
@@ -668,7 +672,7 @@
           <w:b/>
           <w:color w:val="003A70"/>
           <w:spacing w:val="14"/>
-          <w:sz w:val="19"/>
+          <w:sz w:val="22"/>
           <w:szCs w:val="19"/>
         </w:rPr>
         <w:t xml:space="preserve">PRACTICE</w:t>
@@ -687,7 +691,7 @@
           <w:rFonts w:ascii="Avenir Next" w:hAnsi="Avenir Next" w:cs="Avenir Next" w:eastAsia="Avenir Next"/>
           <w:i/>
           <w:color w:val="5A5F66"/>
-          <w:sz w:val="17"/>
+          <w:sz w:val="22"/>
           <w:szCs w:val="17"/>
         </w:rPr>
         <w:t xml:space="preserve">show your work · label units</w:t>
@@ -695,7 +699,7 @@
     </w:p>
     <w:p>
       <w:pPr>
-        <w:spacing w:before="0" w:after="0" w:line="20" w:lineRule="exact"/>
+        <w:spacing w:before="0" w:after="0" w:line="50" w:lineRule="exact"/>
       </w:pPr>
     </w:p>
     <w:tbl>
@@ -745,25 +749,25 @@
                 <w:rFonts w:ascii="Avenir Next" w:hAnsi="Avenir Next" w:cs="Avenir Next" w:eastAsia="Avenir Next"/>
                 <w:b/>
                 <w:color w:val="1A1A1A"/>
+                <w:sz w:val="22"/>
+                <w:szCs w:val="20"/>
+              </w:rPr>
+              <w:t xml:space="preserve">1.</w:t>
+            </w:r>
+            <w:r>
+              <w:rPr>
+                <w:rFonts w:ascii="Avenir Next" w:hAnsi="Avenir Next" w:cs="Avenir Next" w:eastAsia="Avenir Next"/>
+                <w:color w:val="1A1A1A"/>
                 <w:sz w:val="20"/>
                 <w:szCs w:val="20"/>
               </w:rPr>
-              <w:t xml:space="preserve">1.</w:t>
-            </w:r>
-            <w:r>
-              <w:rPr>
-                <w:rFonts w:ascii="Avenir Next" w:hAnsi="Avenir Next" w:cs="Avenir Next" w:eastAsia="Avenir Next"/>
-                <w:color w:val="1A1A1A"/>
-                <w:sz w:val="20"/>
-                <w:szCs w:val="20"/>
-              </w:rPr>
               <w:tab/>
             </w:r>
             <w:r>
               <w:rPr>
                 <w:rFonts w:ascii="Avenir Next" w:hAnsi="Avenir Next" w:cs="Avenir Next" w:eastAsia="Avenir Next"/>
                 <w:color w:val="1A1A1A"/>
-                <w:sz w:val="20"/>
+                <w:sz w:val="22"/>
                 <w:szCs w:val="20"/>
               </w:rPr>
               <w:t xml:space="preserve">Find the area of each triangle with base </w:t>
@@ -773,7 +777,7 @@
                 <w:rFonts w:ascii="Avenir Next" w:hAnsi="Avenir Next" w:cs="Avenir Next" w:eastAsia="Avenir Next"/>
                 <w:i/>
                 <w:color w:val="1A1A1A"/>
-                <w:sz w:val="20"/>
+                <w:sz w:val="22"/>
                 <w:szCs w:val="20"/>
               </w:rPr>
               <w:t xml:space="preserve">b</w:t>
@@ -782,7 +786,7 @@
               <w:rPr>
                 <w:rFonts w:ascii="Avenir Next" w:hAnsi="Avenir Next" w:cs="Avenir Next" w:eastAsia="Avenir Next"/>
                 <w:color w:val="1A1A1A"/>
-                <w:sz w:val="20"/>
+                <w:sz w:val="22"/>
                 <w:szCs w:val="20"/>
               </w:rPr>
               <w:t xml:space="preserve"> and height </w:t>
@@ -792,7 +796,7 @@
                 <w:rFonts w:ascii="Avenir Next" w:hAnsi="Avenir Next" w:cs="Avenir Next" w:eastAsia="Avenir Next"/>
                 <w:i/>
                 <w:color w:val="1A1A1A"/>
-                <w:sz w:val="20"/>
+                <w:sz w:val="22"/>
                 <w:szCs w:val="20"/>
               </w:rPr>
               <w:t xml:space="preserve">h</w:t>
@@ -801,7 +805,7 @@
               <w:rPr>
                 <w:rFonts w:ascii="Avenir Next" w:hAnsi="Avenir Next" w:cs="Avenir Next" w:eastAsia="Avenir Next"/>
                 <w:color w:val="1A1A1A"/>
-                <w:sz w:val="20"/>
+                <w:sz w:val="22"/>
                 <w:szCs w:val="20"/>
               </w:rPr>
               <w:t xml:space="preserve">.</w:t>
@@ -856,25 +860,25 @@
                       <w:rFonts w:ascii="Avenir Next" w:hAnsi="Avenir Next" w:cs="Avenir Next" w:eastAsia="Avenir Next"/>
                       <w:b/>
                       <w:color w:val="003A70"/>
+                      <w:sz w:val="22"/>
+                      <w:szCs w:val="20"/>
+                    </w:rPr>
+                    <w:t xml:space="preserve">a.</w:t>
+                  </w:r>
+                  <w:r>
+                    <w:rPr>
+                      <w:rFonts w:ascii="Avenir Next" w:hAnsi="Avenir Next" w:cs="Avenir Next" w:eastAsia="Avenir Next"/>
+                      <w:color w:val="1A1A1A"/>
                       <w:sz w:val="20"/>
                       <w:szCs w:val="20"/>
                     </w:rPr>
-                    <w:t xml:space="preserve">a.</w:t>
-                  </w:r>
-                  <w:r>
-                    <w:rPr>
-                      <w:rFonts w:ascii="Avenir Next" w:hAnsi="Avenir Next" w:cs="Avenir Next" w:eastAsia="Avenir Next"/>
-                      <w:color w:val="1A1A1A"/>
-                      <w:sz w:val="20"/>
-                      <w:szCs w:val="20"/>
-                    </w:rPr>
                     <w:tab/>
                   </w:r>
                   <w:r>
                     <w:rPr>
                       <w:rFonts w:ascii="Avenir Next" w:hAnsi="Avenir Next" w:cs="Avenir Next" w:eastAsia="Avenir Next"/>
                       <w:color w:val="1A1A1A"/>
-                      <w:sz w:val="20"/>
+                      <w:sz w:val="22"/>
                       <w:szCs w:val="20"/>
                     </w:rPr>
                     <w:t xml:space="preserve">b = 12 cm, h = 5 cm</w:t>
@@ -918,25 +922,25 @@
                       <w:rFonts w:ascii="Avenir Next" w:hAnsi="Avenir Next" w:cs="Avenir Next" w:eastAsia="Avenir Next"/>
                       <w:b/>
                       <w:color w:val="003A70"/>
+                      <w:sz w:val="22"/>
+                      <w:szCs w:val="20"/>
+                    </w:rPr>
+                    <w:t xml:space="preserve">b.</w:t>
+                  </w:r>
+                  <w:r>
+                    <w:rPr>
+                      <w:rFonts w:ascii="Avenir Next" w:hAnsi="Avenir Next" w:cs="Avenir Next" w:eastAsia="Avenir Next"/>
+                      <w:color w:val="1A1A1A"/>
                       <w:sz w:val="20"/>
                       <w:szCs w:val="20"/>
                     </w:rPr>
-                    <w:t xml:space="preserve">b.</w:t>
-                  </w:r>
-                  <w:r>
-                    <w:rPr>
-                      <w:rFonts w:ascii="Avenir Next" w:hAnsi="Avenir Next" w:cs="Avenir Next" w:eastAsia="Avenir Next"/>
-                      <w:color w:val="1A1A1A"/>
-                      <w:sz w:val="20"/>
-                      <w:szCs w:val="20"/>
-                    </w:rPr>
                     <w:tab/>
                   </w:r>
                   <w:r>
                     <w:rPr>
                       <w:rFonts w:ascii="Avenir Next" w:hAnsi="Avenir Next" w:cs="Avenir Next" w:eastAsia="Avenir Next"/>
                       <w:color w:val="1A1A1A"/>
-                      <w:sz w:val="20"/>
+                      <w:sz w:val="22"/>
                       <w:szCs w:val="20"/>
                     </w:rPr>
                     <w:t xml:space="preserve">b = 14 in, h = 3 in</w:t>
@@ -986,25 +990,25 @@
                       <w:rFonts w:ascii="Avenir Next" w:hAnsi="Avenir Next" w:cs="Avenir Next" w:eastAsia="Avenir Next"/>
                       <w:b/>
                       <w:color w:val="003A70"/>
+                      <w:sz w:val="22"/>
+                      <w:szCs w:val="20"/>
+                    </w:rPr>
+                    <w:t xml:space="preserve">c.</w:t>
+                  </w:r>
+                  <w:r>
+                    <w:rPr>
+                      <w:rFonts w:ascii="Avenir Next" w:hAnsi="Avenir Next" w:cs="Avenir Next" w:eastAsia="Avenir Next"/>
+                      <w:color w:val="1A1A1A"/>
                       <w:sz w:val="20"/>
                       <w:szCs w:val="20"/>
                     </w:rPr>
-                    <w:t xml:space="preserve">c.</w:t>
-                  </w:r>
-                  <w:r>
-                    <w:rPr>
-                      <w:rFonts w:ascii="Avenir Next" w:hAnsi="Avenir Next" w:cs="Avenir Next" w:eastAsia="Avenir Next"/>
-                      <w:color w:val="1A1A1A"/>
-                      <w:sz w:val="20"/>
-                      <w:szCs w:val="20"/>
-                    </w:rPr>
                     <w:tab/>
                   </w:r>
                   <w:r>
                     <w:rPr>
                       <w:rFonts w:ascii="Avenir Next" w:hAnsi="Avenir Next" w:cs="Avenir Next" w:eastAsia="Avenir Next"/>
                       <w:color w:val="1A1A1A"/>
-                      <w:sz w:val="20"/>
+                      <w:sz w:val="22"/>
                       <w:szCs w:val="20"/>
                     </w:rPr>
                     <w:t xml:space="preserve">b = 20 ft, h = 7 ft</w:t>
@@ -1048,25 +1052,25 @@
                       <w:rFonts w:ascii="Avenir Next" w:hAnsi="Avenir Next" w:cs="Avenir Next" w:eastAsia="Avenir Next"/>
                       <w:b/>
                       <w:color w:val="003A70"/>
+                      <w:sz w:val="22"/>
+                      <w:szCs w:val="20"/>
+                    </w:rPr>
+                    <w:t xml:space="preserve">d.</w:t>
+                  </w:r>
+                  <w:r>
+                    <w:rPr>
+                      <w:rFonts w:ascii="Avenir Next" w:hAnsi="Avenir Next" w:cs="Avenir Next" w:eastAsia="Avenir Next"/>
+                      <w:color w:val="1A1A1A"/>
                       <w:sz w:val="20"/>
                       <w:szCs w:val="20"/>
                     </w:rPr>
-                    <w:t xml:space="preserve">d.</w:t>
-                  </w:r>
-                  <w:r>
-                    <w:rPr>
-                      <w:rFonts w:ascii="Avenir Next" w:hAnsi="Avenir Next" w:cs="Avenir Next" w:eastAsia="Avenir Next"/>
-                      <w:color w:val="1A1A1A"/>
-                      <w:sz w:val="20"/>
-                      <w:szCs w:val="20"/>
-                    </w:rPr>
                     <w:tab/>
                   </w:r>
                   <w:r>
                     <w:rPr>
                       <w:rFonts w:ascii="Avenir Next" w:hAnsi="Avenir Next" w:cs="Avenir Next" w:eastAsia="Avenir Next"/>
                       <w:color w:val="1A1A1A"/>
-                      <w:sz w:val="20"/>
+                      <w:sz w:val="22"/>
                       <w:szCs w:val="20"/>
                     </w:rPr>
                     <w:t xml:space="preserve">b = 11 m, h = 8 m</w:t>
@@ -1096,7 +1100,7 @@
           </w:tbl>
           <w:p>
             <w:pPr>
-              <w:spacing w:before="0" w:after="0" w:line="24" w:lineRule="auto"/>
+              <w:spacing w:before="0" w:after="0" w:line="50" w:lineRule="exact"/>
             </w:pPr>
           </w:p>
         </w:tc>
@@ -1104,12 +1108,12 @@
     </w:tbl>
     <w:p>
       <w:pPr>
-        <w:spacing w:before="0" w:after="0" w:line="20" w:lineRule="exact"/>
+        <w:spacing w:before="0" w:after="0" w:line="50" w:lineRule="exact"/>
       </w:pPr>
     </w:p>
     <w:p>
       <w:pPr>
-        <w:spacing w:before="0" w:after="0" w:line="20" w:lineRule="exact"/>
+        <w:spacing w:before="0" w:after="0" w:line="50" w:lineRule="exact"/>
       </w:pPr>
     </w:p>
     <w:tbl>
@@ -1193,35 +1197,35 @@
                       <w:rFonts w:ascii="Avenir Next" w:hAnsi="Avenir Next" w:cs="Avenir Next" w:eastAsia="Avenir Next"/>
                       <w:b/>
                       <w:color w:val="1A1A1A"/>
+                      <w:sz w:val="22"/>
+                      <w:szCs w:val="20"/>
+                    </w:rPr>
+                    <w:t xml:space="preserve">2.</w:t>
+                  </w:r>
+                  <w:r>
+                    <w:rPr>
+                      <w:rFonts w:ascii="Avenir Next" w:hAnsi="Avenir Next" w:cs="Avenir Next" w:eastAsia="Avenir Next"/>
+                      <w:color w:val="1A1A1A"/>
                       <w:sz w:val="20"/>
                       <w:szCs w:val="20"/>
                     </w:rPr>
-                    <w:t xml:space="preserve">2.</w:t>
-                  </w:r>
-                  <w:r>
-                    <w:rPr>
-                      <w:rFonts w:ascii="Avenir Next" w:hAnsi="Avenir Next" w:cs="Avenir Next" w:eastAsia="Avenir Next"/>
-                      <w:color w:val="1A1A1A"/>
-                      <w:sz w:val="20"/>
+                    <w:tab/>
+                  </w:r>
+                  <w:r>
+                    <w:rPr>
+                      <w:rFonts w:ascii="Avenir Next" w:hAnsi="Avenir Next" w:cs="Avenir Next" w:eastAsia="Avenir Next"/>
+                      <w:b/>
+                      <w:color w:val="1A1A1A"/>
+                      <w:sz w:val="22"/>
                       <w:szCs w:val="20"/>
                     </w:rPr>
-                    <w:tab/>
-                  </w:r>
-                  <w:r>
-                    <w:rPr>
-                      <w:rFonts w:ascii="Avenir Next" w:hAnsi="Avenir Next" w:cs="Avenir Next" w:eastAsia="Avenir Next"/>
-                      <w:b/>
-                      <w:color w:val="1A1A1A"/>
-                      <w:sz w:val="20"/>
-                      <w:szCs w:val="20"/>
-                    </w:rPr>
                     <w:t xml:space="preserve">Pennant Flag.  </w:t>
                   </w:r>
                   <w:r>
                     <w:rPr>
                       <w:rFonts w:ascii="Avenir Next" w:hAnsi="Avenir Next" w:cs="Avenir Next" w:eastAsia="Avenir Next"/>
                       <w:color w:val="1A1A1A"/>
-                      <w:sz w:val="20"/>
+                      <w:sz w:val="22"/>
                       <w:szCs w:val="20"/>
                     </w:rPr>
                     <w:t xml:space="preserve">Two copies of this flag fit together to make a parallelogram.</w:t>
@@ -1241,25 +1245,25 @@
                       <w:rFonts w:ascii="Avenir Next" w:hAnsi="Avenir Next" w:cs="Avenir Next" w:eastAsia="Avenir Next"/>
                       <w:b/>
                       <w:color w:val="003A70"/>
+                      <w:sz w:val="22"/>
+                      <w:szCs w:val="20"/>
+                    </w:rPr>
+                    <w:t xml:space="preserve">a.</w:t>
+                  </w:r>
+                  <w:r>
+                    <w:rPr>
+                      <w:rFonts w:ascii="Avenir Next" w:hAnsi="Avenir Next" w:cs="Avenir Next" w:eastAsia="Avenir Next"/>
+                      <w:color w:val="1A1A1A"/>
                       <w:sz w:val="20"/>
                       <w:szCs w:val="20"/>
                     </w:rPr>
-                    <w:t xml:space="preserve">a.</w:t>
-                  </w:r>
-                  <w:r>
-                    <w:rPr>
-                      <w:rFonts w:ascii="Avenir Next" w:hAnsi="Avenir Next" w:cs="Avenir Next" w:eastAsia="Avenir Next"/>
-                      <w:color w:val="1A1A1A"/>
-                      <w:sz w:val="20"/>
-                      <w:szCs w:val="20"/>
-                    </w:rPr>
                     <w:tab/>
                   </w:r>
                   <w:r>
                     <w:rPr>
                       <w:rFonts w:ascii="Avenir Next" w:hAnsi="Avenir Next" w:cs="Avenir Next" w:eastAsia="Avenir Next"/>
                       <w:color w:val="1A1A1A"/>
-                      <w:sz w:val="20"/>
+                      <w:sz w:val="22"/>
                       <w:szCs w:val="20"/>
                     </w:rPr>
                     <w:t xml:space="preserve">Area of the parallelogram</w:t>
@@ -1287,7 +1291,7 @@
                     <w:rPr>
                       <w:rFonts w:ascii="Avenir Next" w:hAnsi="Avenir Next" w:cs="Avenir Next" w:eastAsia="Avenir Next"/>
                       <w:color w:val="1A1A1A"/>
-                      <w:sz w:val="20"/>
+                      <w:sz w:val="22"/>
                       <w:szCs w:val="20"/>
                     </w:rPr>
                     <w:t xml:space="preserve"> in²</w:t>
@@ -1307,25 +1311,25 @@
                       <w:rFonts w:ascii="Avenir Next" w:hAnsi="Avenir Next" w:cs="Avenir Next" w:eastAsia="Avenir Next"/>
                       <w:b/>
                       <w:color w:val="003A70"/>
+                      <w:sz w:val="22"/>
+                      <w:szCs w:val="20"/>
+                    </w:rPr>
+                    <w:t xml:space="preserve">b.</w:t>
+                  </w:r>
+                  <w:r>
+                    <w:rPr>
+                      <w:rFonts w:ascii="Avenir Next" w:hAnsi="Avenir Next" w:cs="Avenir Next" w:eastAsia="Avenir Next"/>
+                      <w:color w:val="1A1A1A"/>
                       <w:sz w:val="20"/>
                       <w:szCs w:val="20"/>
                     </w:rPr>
-                    <w:t xml:space="preserve">b.</w:t>
-                  </w:r>
-                  <w:r>
-                    <w:rPr>
-                      <w:rFonts w:ascii="Avenir Next" w:hAnsi="Avenir Next" w:cs="Avenir Next" w:eastAsia="Avenir Next"/>
-                      <w:color w:val="1A1A1A"/>
-                      <w:sz w:val="20"/>
-                      <w:szCs w:val="20"/>
-                    </w:rPr>
                     <w:tab/>
                   </w:r>
                   <w:r>
                     <w:rPr>
                       <w:rFonts w:ascii="Avenir Next" w:hAnsi="Avenir Next" w:cs="Avenir Next" w:eastAsia="Avenir Next"/>
                       <w:color w:val="1A1A1A"/>
-                      <w:sz w:val="20"/>
+                      <w:sz w:val="22"/>
                       <w:szCs w:val="20"/>
                     </w:rPr>
                     <w:t xml:space="preserve">Area of one flag</w:t>
@@ -1353,7 +1357,7 @@
                     <w:rPr>
                       <w:rFonts w:ascii="Avenir Next" w:hAnsi="Avenir Next" w:cs="Avenir Next" w:eastAsia="Avenir Next"/>
                       <w:color w:val="1A1A1A"/>
-                      <w:sz w:val="20"/>
+                      <w:sz w:val="22"/>
                       <w:szCs w:val="20"/>
                     </w:rPr>
                     <w:t xml:space="preserve"> in²</w:t>
@@ -1374,7 +1378,7 @@
                     <w:drawing>
                       <wp:inline distT="0" distB="0" distL="0" distR="0">
                         <wp:extent cx="1920240" cy="1165860"/>
-                        <wp:docPr id="1" name="Figure 1"/>
+                        <wp:docPr id="1" name="Figure 1" descr="Triangle. Dims: base: 12 in.; height: 20 in.."/>
                         <a:graphic xmlns:a="http://schemas.openxmlformats.org/drawingml/2006/main">
                           <a:graphicData uri="http://schemas.openxmlformats.org/drawingml/2006/picture">
                             <pic:pic xmlns:pic="http://schemas.openxmlformats.org/drawingml/2006/picture">
@@ -1409,7 +1413,7 @@
           </w:tbl>
           <w:p>
             <w:pPr>
-              <w:spacing w:before="0" w:after="0" w:line="24" w:lineRule="auto"/>
+              <w:spacing w:before="0" w:after="0" w:line="50" w:lineRule="exact"/>
             </w:pPr>
           </w:p>
         </w:tc>
@@ -1417,12 +1421,12 @@
     </w:tbl>
     <w:p>
       <w:pPr>
-        <w:spacing w:before="0" w:after="0" w:line="20" w:lineRule="exact"/>
+        <w:spacing w:before="0" w:after="0" w:line="50" w:lineRule="exact"/>
       </w:pPr>
     </w:p>
     <w:p>
       <w:pPr>
-        <w:spacing w:before="0" w:after="0" w:line="20" w:lineRule="exact"/>
+        <w:spacing w:before="0" w:after="0" w:line="50" w:lineRule="exact"/>
       </w:pPr>
     </w:p>
     <w:tbl>
@@ -1473,18 +1477,18 @@
                 <w:rFonts w:ascii="Avenir Next" w:hAnsi="Avenir Next" w:cs="Avenir Next" w:eastAsia="Avenir Next"/>
                 <w:b/>
                 <w:color w:val="1A1A1A"/>
+                <w:sz w:val="22"/>
+                <w:szCs w:val="20"/>
+              </w:rPr>
+              <w:t xml:space="preserve">3.</w:t>
+            </w:r>
+            <w:r>
+              <w:rPr>
+                <w:rFonts w:ascii="Avenir Next" w:hAnsi="Avenir Next" w:cs="Avenir Next" w:eastAsia="Avenir Next"/>
+                <w:color w:val="1A1A1A"/>
                 <w:sz w:val="20"/>
                 <w:szCs w:val="20"/>
               </w:rPr>
-              <w:t xml:space="preserve">3.</w:t>
-            </w:r>
-            <w:r>
-              <w:rPr>
-                <w:rFonts w:ascii="Avenir Next" w:hAnsi="Avenir Next" w:cs="Avenir Next" w:eastAsia="Avenir Next"/>
-                <w:color w:val="1A1A1A"/>
-                <w:sz w:val="20"/>
-                <w:szCs w:val="20"/>
-              </w:rPr>
               <w:tab/>
             </w:r>
             <w:r>
@@ -1492,7 +1496,7 @@
                 <w:rFonts w:ascii="Avenir Next" w:hAnsi="Avenir Next" w:cs="Avenir Next" w:eastAsia="Avenir Next"/>
                 <w:b/>
                 <w:color w:val="1A1A1A"/>
-                <w:sz w:val="20"/>
+                <w:sz w:val="22"/>
                 <w:szCs w:val="20"/>
               </w:rPr>
               <w:t xml:space="preserve">Cut Sandwich.  </w:t>
@@ -1501,7 +1505,7 @@
               <w:rPr>
                 <w:rFonts w:ascii="Avenir Next" w:hAnsi="Avenir Next" w:cs="Avenir Next" w:eastAsia="Avenir Next"/>
                 <w:color w:val="1A1A1A"/>
-                <w:sz w:val="20"/>
+                <w:sz w:val="22"/>
                 <w:szCs w:val="20"/>
               </w:rPr>
               <w:t xml:space="preserve">A sandwich is cut on a diagonal into two equal triangles. Each has a base of 10 cm and a height of 8 cm.</w:t>
@@ -1521,10 +1525,28 @@
                 <w:rFonts w:ascii="Avenir Next" w:hAnsi="Avenir Next" w:cs="Avenir Next" w:eastAsia="Avenir Next"/>
                 <w:b/>
                 <w:color w:val="003A70"/>
+                <w:sz w:val="22"/>
+                <w:szCs w:val="20"/>
+              </w:rPr>
+              <w:t xml:space="preserve">a.</w:t>
+            </w:r>
+            <w:r>
+              <w:rPr>
+                <w:rFonts w:ascii="Avenir Next" w:hAnsi="Avenir Next" w:cs="Avenir Next" w:eastAsia="Avenir Next"/>
+                <w:color w:val="1A1A1A"/>
                 <w:sz w:val="20"/>
                 <w:szCs w:val="20"/>
               </w:rPr>
-              <w:t xml:space="preserve">a.</w:t>
+              <w:tab/>
+            </w:r>
+            <w:r>
+              <w:rPr>
+                <w:rFonts w:ascii="Avenir Next" w:hAnsi="Avenir Next" w:cs="Avenir Next" w:eastAsia="Avenir Next"/>
+                <w:color w:val="1A1A1A"/>
+                <w:sz w:val="22"/>
+                <w:szCs w:val="20"/>
+              </w:rPr>
+              <w:t xml:space="preserve">Area of one triangle</w:t>
             </w:r>
             <w:r>
               <w:rPr>
@@ -1533,7 +1555,7 @@
                 <w:sz w:val="20"/>
                 <w:szCs w:val="20"/>
               </w:rPr>
-              <w:tab/>
+              <w:t xml:space="preserve">  </w:t>
             </w:r>
             <w:r>
               <w:rPr>
@@ -1541,24 +1563,6 @@
                 <w:color w:val="1A1A1A"/>
                 <w:sz w:val="20"/>
                 <w:szCs w:val="20"/>
-              </w:rPr>
-              <w:t xml:space="preserve">Area of one triangle</w:t>
-            </w:r>
-            <w:r>
-              <w:rPr>
-                <w:rFonts w:ascii="Avenir Next" w:hAnsi="Avenir Next" w:cs="Avenir Next" w:eastAsia="Avenir Next"/>
-                <w:color w:val="1A1A1A"/>
-                <w:sz w:val="20"/>
-                <w:szCs w:val="20"/>
-              </w:rPr>
-              <w:t xml:space="preserve">  </w:t>
-            </w:r>
-            <w:r>
-              <w:rPr>
-                <w:rFonts w:ascii="Avenir Next" w:hAnsi="Avenir Next" w:cs="Avenir Next" w:eastAsia="Avenir Next"/>
-                <w:color w:val="1A1A1A"/>
-                <w:sz w:val="20"/>
-                <w:szCs w:val="20"/>
                 <w:u w:val="single"/>
               </w:rPr>
               <w:t xml:space="preserve">                </w:t>
@@ -1567,7 +1571,7 @@
               <w:rPr>
                 <w:rFonts w:ascii="Avenir Next" w:hAnsi="Avenir Next" w:cs="Avenir Next" w:eastAsia="Avenir Next"/>
                 <w:color w:val="1A1A1A"/>
-                <w:sz w:val="20"/>
+                <w:sz w:val="22"/>
                 <w:szCs w:val="20"/>
               </w:rPr>
               <w:t xml:space="preserve"> cm²</w:t>
@@ -1587,10 +1591,28 @@
                 <w:rFonts w:ascii="Avenir Next" w:hAnsi="Avenir Next" w:cs="Avenir Next" w:eastAsia="Avenir Next"/>
                 <w:b/>
                 <w:color w:val="003A70"/>
+                <w:sz w:val="22"/>
+                <w:szCs w:val="20"/>
+              </w:rPr>
+              <w:t xml:space="preserve">b.</w:t>
+            </w:r>
+            <w:r>
+              <w:rPr>
+                <w:rFonts w:ascii="Avenir Next" w:hAnsi="Avenir Next" w:cs="Avenir Next" w:eastAsia="Avenir Next"/>
+                <w:color w:val="1A1A1A"/>
                 <w:sz w:val="20"/>
                 <w:szCs w:val="20"/>
               </w:rPr>
-              <w:t xml:space="preserve">b.</w:t>
+              <w:tab/>
+            </w:r>
+            <w:r>
+              <w:rPr>
+                <w:rFonts w:ascii="Avenir Next" w:hAnsi="Avenir Next" w:cs="Avenir Next" w:eastAsia="Avenir Next"/>
+                <w:color w:val="1A1A1A"/>
+                <w:sz w:val="22"/>
+                <w:szCs w:val="20"/>
+              </w:rPr>
+              <w:t xml:space="preserve">Whole sandwich</w:t>
             </w:r>
             <w:r>
               <w:rPr>
@@ -1599,7 +1621,7 @@
                 <w:sz w:val="20"/>
                 <w:szCs w:val="20"/>
               </w:rPr>
-              <w:tab/>
+              <w:t xml:space="preserve">  </w:t>
             </w:r>
             <w:r>
               <w:rPr>
@@ -1607,24 +1629,6 @@
                 <w:color w:val="1A1A1A"/>
                 <w:sz w:val="20"/>
                 <w:szCs w:val="20"/>
-              </w:rPr>
-              <w:t xml:space="preserve">Whole sandwich</w:t>
-            </w:r>
-            <w:r>
-              <w:rPr>
-                <w:rFonts w:ascii="Avenir Next" w:hAnsi="Avenir Next" w:cs="Avenir Next" w:eastAsia="Avenir Next"/>
-                <w:color w:val="1A1A1A"/>
-                <w:sz w:val="20"/>
-                <w:szCs w:val="20"/>
-              </w:rPr>
-              <w:t xml:space="preserve">  </w:t>
-            </w:r>
-            <w:r>
-              <w:rPr>
-                <w:rFonts w:ascii="Avenir Next" w:hAnsi="Avenir Next" w:cs="Avenir Next" w:eastAsia="Avenir Next"/>
-                <w:color w:val="1A1A1A"/>
-                <w:sz w:val="20"/>
-                <w:szCs w:val="20"/>
                 <w:u w:val="single"/>
               </w:rPr>
               <w:t xml:space="preserve">                </w:t>
@@ -1633,7 +1637,7 @@
               <w:rPr>
                 <w:rFonts w:ascii="Avenir Next" w:hAnsi="Avenir Next" w:cs="Avenir Next" w:eastAsia="Avenir Next"/>
                 <w:color w:val="1A1A1A"/>
-                <w:sz w:val="20"/>
+                <w:sz w:val="22"/>
                 <w:szCs w:val="20"/>
               </w:rPr>
               <w:t xml:space="preserve"> cm²</w:t>
@@ -1659,18 +1663,18 @@
                 <w:rFonts w:ascii="Avenir Next" w:hAnsi="Avenir Next" w:cs="Avenir Next" w:eastAsia="Avenir Next"/>
                 <w:b/>
                 <w:color w:val="1A1A1A"/>
+                <w:sz w:val="22"/>
+                <w:szCs w:val="20"/>
+              </w:rPr>
+              <w:t xml:space="preserve">4.</w:t>
+            </w:r>
+            <w:r>
+              <w:rPr>
+                <w:rFonts w:ascii="Avenir Next" w:hAnsi="Avenir Next" w:cs="Avenir Next" w:eastAsia="Avenir Next"/>
+                <w:color w:val="1A1A1A"/>
                 <w:sz w:val="20"/>
                 <w:szCs w:val="20"/>
               </w:rPr>
-              <w:t xml:space="preserve">4.</w:t>
-            </w:r>
-            <w:r>
-              <w:rPr>
-                <w:rFonts w:ascii="Avenir Next" w:hAnsi="Avenir Next" w:cs="Avenir Next" w:eastAsia="Avenir Next"/>
-                <w:color w:val="1A1A1A"/>
-                <w:sz w:val="20"/>
-                <w:szCs w:val="20"/>
-              </w:rPr>
               <w:tab/>
             </w:r>
             <w:r>
@@ -1678,7 +1682,7 @@
                 <w:rFonts w:ascii="Avenir Next" w:hAnsi="Avenir Next" w:cs="Avenir Next" w:eastAsia="Avenir Next"/>
                 <w:b/>
                 <w:color w:val="1A1A1A"/>
-                <w:sz w:val="20"/>
+                <w:sz w:val="22"/>
                 <w:szCs w:val="20"/>
               </w:rPr>
               <w:t xml:space="preserve">Right-Triangle Sail.  </w:t>
@@ -1687,7 +1691,7 @@
               <w:rPr>
                 <w:rFonts w:ascii="Avenir Next" w:hAnsi="Avenir Next" w:cs="Avenir Next" w:eastAsia="Avenir Next"/>
                 <w:color w:val="1A1A1A"/>
-                <w:sz w:val="20"/>
+                <w:sz w:val="22"/>
                 <w:szCs w:val="20"/>
               </w:rPr>
               <w:t xml:space="preserve">A sail is a right triangle. Its two legs are 6 ft and 11 ft. Find its area.</w:t>
@@ -1704,7 +1708,7 @@
                 <w:rFonts w:ascii="Avenir Next" w:hAnsi="Avenir Next" w:cs="Avenir Next" w:eastAsia="Avenir Next"/>
                 <w:b/>
                 <w:color w:val="003A70"/>
-                <w:sz w:val="17"/>
+                <w:sz w:val="22"/>
                 <w:szCs w:val="17"/>
               </w:rPr>
               <w:t xml:space="preserve">Hint  </w:t>
@@ -1714,7 +1718,7 @@
                 <w:rFonts w:ascii="Avenir Next" w:hAnsi="Avenir Next" w:cs="Avenir Next" w:eastAsia="Avenir Next"/>
                 <w:i/>
                 <w:color w:val="5A5F66"/>
-                <w:sz w:val="17"/>
+                <w:sz w:val="22"/>
                 <w:szCs w:val="17"/>
               </w:rPr>
               <w:t xml:space="preserve">The legs meet at a square corner.</w:t>
@@ -1733,25 +1737,25 @@
                 <w:rFonts w:ascii="Avenir Next" w:hAnsi="Avenir Next" w:cs="Avenir Next" w:eastAsia="Avenir Next"/>
                 <w:b/>
                 <w:color w:val="1A1A1A"/>
+                <w:sz w:val="22"/>
+                <w:szCs w:val="18"/>
+              </w:rPr>
+              <w:t xml:space="preserve">Answer</w:t>
+            </w:r>
+            <w:r>
+              <w:rPr>
+                <w:rFonts w:ascii="Avenir Next" w:hAnsi="Avenir Next" w:cs="Avenir Next" w:eastAsia="Avenir Next"/>
+                <w:color w:val="1A1A1A"/>
                 <w:sz w:val="18"/>
                 <w:szCs w:val="18"/>
               </w:rPr>
-              <w:t xml:space="preserve">Answer</w:t>
-            </w:r>
-            <w:r>
-              <w:rPr>
-                <w:rFonts w:ascii="Avenir Next" w:hAnsi="Avenir Next" w:cs="Avenir Next" w:eastAsia="Avenir Next"/>
-                <w:color w:val="1A1A1A"/>
-                <w:sz w:val="18"/>
-                <w:szCs w:val="18"/>
-              </w:rPr>
               <w:tab/>
             </w:r>
             <w:r>
               <w:rPr>
                 <w:rFonts w:ascii="Avenir Next" w:hAnsi="Avenir Next" w:cs="Avenir Next" w:eastAsia="Avenir Next"/>
                 <w:color w:val="1A1A1A"/>
-                <w:sz w:val="18"/>
+                <w:sz w:val="22"/>
                 <w:szCs w:val="18"/>
               </w:rPr>
               <w:t xml:space="preserve">  ft²</w:t>
@@ -1762,12 +1766,12 @@
     </w:tbl>
     <w:p>
       <w:pPr>
-        <w:spacing w:before="0" w:after="0" w:line="20" w:lineRule="exact"/>
+        <w:spacing w:before="0" w:after="0" w:line="50" w:lineRule="exact"/>
       </w:pPr>
     </w:p>
     <w:p>
       <w:pPr>
-        <w:spacing w:before="0" w:after="0" w:line="20" w:lineRule="exact"/>
+        <w:spacing w:before="0" w:after="0" w:line="50" w:lineRule="exact"/>
       </w:pPr>
     </w:p>
     <w:tbl>
@@ -1851,35 +1855,35 @@
                       <w:rFonts w:ascii="Avenir Next" w:hAnsi="Avenir Next" w:cs="Avenir Next" w:eastAsia="Avenir Next"/>
                       <w:b/>
                       <w:color w:val="1A1A1A"/>
+                      <w:sz w:val="22"/>
+                      <w:szCs w:val="20"/>
+                    </w:rPr>
+                    <w:t xml:space="preserve">5.</w:t>
+                  </w:r>
+                  <w:r>
+                    <w:rPr>
+                      <w:rFonts w:ascii="Avenir Next" w:hAnsi="Avenir Next" w:cs="Avenir Next" w:eastAsia="Avenir Next"/>
+                      <w:color w:val="1A1A1A"/>
                       <w:sz w:val="20"/>
                       <w:szCs w:val="20"/>
                     </w:rPr>
-                    <w:t xml:space="preserve">5.</w:t>
-                  </w:r>
-                  <w:r>
-                    <w:rPr>
-                      <w:rFonts w:ascii="Avenir Next" w:hAnsi="Avenir Next" w:cs="Avenir Next" w:eastAsia="Avenir Next"/>
-                      <w:color w:val="1A1A1A"/>
-                      <w:sz w:val="20"/>
+                    <w:tab/>
+                  </w:r>
+                  <w:r>
+                    <w:rPr>
+                      <w:rFonts w:ascii="Avenir Next" w:hAnsi="Avenir Next" w:cs="Avenir Next" w:eastAsia="Avenir Next"/>
+                      <w:b/>
+                      <w:color w:val="1A1A1A"/>
+                      <w:sz w:val="22"/>
                       <w:szCs w:val="20"/>
                     </w:rPr>
-                    <w:tab/>
-                  </w:r>
-                  <w:r>
-                    <w:rPr>
-                      <w:rFonts w:ascii="Avenir Next" w:hAnsi="Avenir Next" w:cs="Avenir Next" w:eastAsia="Avenir Next"/>
-                      <w:b/>
-                      <w:color w:val="1A1A1A"/>
-                      <w:sz w:val="20"/>
-                      <w:szCs w:val="20"/>
-                    </w:rPr>
                     <w:t xml:space="preserve">Warning Sign.  </w:t>
                   </w:r>
                   <w:r>
                     <w:rPr>
                       <w:rFonts w:ascii="Avenir Next" w:hAnsi="Avenir Next" w:cs="Avenir Next" w:eastAsia="Avenir Next"/>
                       <w:color w:val="1A1A1A"/>
-                      <w:sz w:val="20"/>
+                      <w:sz w:val="22"/>
                       <w:szCs w:val="20"/>
                     </w:rPr>
                     <w:t xml:space="preserve">Find the area of the sign.</w:t>
@@ -1896,7 +1900,7 @@
                       <w:rFonts w:ascii="Avenir Next" w:hAnsi="Avenir Next" w:cs="Avenir Next" w:eastAsia="Avenir Next"/>
                       <w:b/>
                       <w:color w:val="003A70"/>
-                      <w:sz w:val="17"/>
+                      <w:sz w:val="22"/>
                       <w:szCs w:val="17"/>
                     </w:rPr>
                     <w:t xml:space="preserve">Hint  </w:t>
@@ -1906,7 +1910,7 @@
                       <w:rFonts w:ascii="Avenir Next" w:hAnsi="Avenir Next" w:cs="Avenir Next" w:eastAsia="Avenir Next"/>
                       <w:i/>
                       <w:color w:val="5A5F66"/>
-                      <w:sz w:val="17"/>
+                      <w:sz w:val="22"/>
                       <w:szCs w:val="17"/>
                     </w:rPr>
                     <w:t xml:space="preserve">Multiply, then take half.</w:t>
@@ -1925,25 +1929,25 @@
                       <w:rFonts w:ascii="Avenir Next" w:hAnsi="Avenir Next" w:cs="Avenir Next" w:eastAsia="Avenir Next"/>
                       <w:b/>
                       <w:color w:val="1A1A1A"/>
+                      <w:sz w:val="22"/>
+                      <w:szCs w:val="18"/>
+                    </w:rPr>
+                    <w:t xml:space="preserve">Answer</w:t>
+                  </w:r>
+                  <w:r>
+                    <w:rPr>
+                      <w:rFonts w:ascii="Avenir Next" w:hAnsi="Avenir Next" w:cs="Avenir Next" w:eastAsia="Avenir Next"/>
+                      <w:color w:val="1A1A1A"/>
                       <w:sz w:val="18"/>
                       <w:szCs w:val="18"/>
                     </w:rPr>
-                    <w:t xml:space="preserve">Answer</w:t>
-                  </w:r>
-                  <w:r>
-                    <w:rPr>
-                      <w:rFonts w:ascii="Avenir Next" w:hAnsi="Avenir Next" w:cs="Avenir Next" w:eastAsia="Avenir Next"/>
-                      <w:color w:val="1A1A1A"/>
-                      <w:sz w:val="18"/>
-                      <w:szCs w:val="18"/>
-                    </w:rPr>
                     <w:tab/>
                   </w:r>
                   <w:r>
                     <w:rPr>
                       <w:rFonts w:ascii="Avenir Next" w:hAnsi="Avenir Next" w:cs="Avenir Next" w:eastAsia="Avenir Next"/>
                       <w:color w:val="1A1A1A"/>
-                      <w:sz w:val="18"/>
+                      <w:sz w:val="22"/>
                       <w:szCs w:val="18"/>
                     </w:rPr>
                     <w:t xml:space="preserve">  cm²</w:t>
@@ -1964,7 +1968,7 @@
                     <w:drawing>
                       <wp:inline distT="0" distB="0" distL="0" distR="0">
                         <wp:extent cx="1920240" cy="1165860"/>
-                        <wp:docPr id="2" name="Figure 2"/>
+                        <wp:docPr id="2" name="Figure 2" descr="Triangle. Dims: base: 30 cm; height: 26 cm."/>
                         <a:graphic xmlns:a="http://schemas.openxmlformats.org/drawingml/2006/main">
                           <a:graphicData uri="http://schemas.openxmlformats.org/drawingml/2006/picture">
                             <pic:pic xmlns:pic="http://schemas.openxmlformats.org/drawingml/2006/picture">
@@ -1999,7 +2003,7 @@
           </w:tbl>
           <w:p>
             <w:pPr>
-              <w:spacing w:before="0" w:after="0" w:line="24" w:lineRule="auto"/>
+              <w:spacing w:before="0" w:after="0" w:line="50" w:lineRule="exact"/>
             </w:pPr>
           </w:p>
         </w:tc>
@@ -2007,12 +2011,12 @@
     </w:tbl>
     <w:p>
       <w:pPr>
-        <w:spacing w:before="0" w:after="0" w:line="20" w:lineRule="exact"/>
+        <w:spacing w:before="0" w:after="0" w:line="50" w:lineRule="exact"/>
       </w:pPr>
     </w:p>
     <w:p>
       <w:pPr>
-        <w:spacing w:before="0" w:after="0" w:line="20" w:lineRule="exact"/>
+        <w:spacing w:before="0" w:after="0" w:line="50" w:lineRule="exact"/>
       </w:pPr>
     </w:p>
     <w:tbl>
@@ -2096,35 +2100,35 @@
                       <w:rFonts w:ascii="Avenir Next" w:hAnsi="Avenir Next" w:cs="Avenir Next" w:eastAsia="Avenir Next"/>
                       <w:b/>
                       <w:color w:val="1A1A1A"/>
+                      <w:sz w:val="22"/>
+                      <w:szCs w:val="20"/>
+                    </w:rPr>
+                    <w:t xml:space="preserve">6.</w:t>
+                  </w:r>
+                  <w:r>
+                    <w:rPr>
+                      <w:rFonts w:ascii="Avenir Next" w:hAnsi="Avenir Next" w:cs="Avenir Next" w:eastAsia="Avenir Next"/>
+                      <w:color w:val="1A1A1A"/>
                       <w:sz w:val="20"/>
                       <w:szCs w:val="20"/>
                     </w:rPr>
-                    <w:t xml:space="preserve">6.</w:t>
-                  </w:r>
-                  <w:r>
-                    <w:rPr>
-                      <w:rFonts w:ascii="Avenir Next" w:hAnsi="Avenir Next" w:cs="Avenir Next" w:eastAsia="Avenir Next"/>
-                      <w:color w:val="1A1A1A"/>
-                      <w:sz w:val="20"/>
+                    <w:tab/>
+                  </w:r>
+                  <w:r>
+                    <w:rPr>
+                      <w:rFonts w:ascii="Avenir Next" w:hAnsi="Avenir Next" w:cs="Avenir Next" w:eastAsia="Avenir Next"/>
+                      <w:b/>
+                      <w:color w:val="1A1A1A"/>
+                      <w:sz w:val="22"/>
                       <w:szCs w:val="20"/>
                     </w:rPr>
-                    <w:tab/>
-                  </w:r>
-                  <w:r>
-                    <w:rPr>
-                      <w:rFonts w:ascii="Avenir Next" w:hAnsi="Avenir Next" w:cs="Avenir Next" w:eastAsia="Avenir Next"/>
-                      <w:b/>
-                      <w:color w:val="1A1A1A"/>
-                      <w:sz w:val="20"/>
-                      <w:szCs w:val="20"/>
-                    </w:rPr>
                     <w:t xml:space="preserve">Recess Wedge.  </w:t>
                   </w:r>
                   <w:r>
                     <w:rPr>
                       <w:rFonts w:ascii="Avenir Next" w:hAnsi="Avenir Next" w:cs="Avenir Next" w:eastAsia="Avenir Next"/>
                       <w:color w:val="1A1A1A"/>
-                      <w:sz w:val="20"/>
+                      <w:sz w:val="22"/>
                       <w:szCs w:val="20"/>
                     </w:rPr>
                     <w:t xml:space="preserve">A wedge of the recess yard is a right triangle. Find its area.</w:t>
@@ -2141,7 +2145,7 @@
                       <w:rFonts w:ascii="Avenir Next" w:hAnsi="Avenir Next" w:cs="Avenir Next" w:eastAsia="Avenir Next"/>
                       <w:b/>
                       <w:color w:val="003A70"/>
-                      <w:sz w:val="17"/>
+                      <w:sz w:val="22"/>
                       <w:szCs w:val="17"/>
                     </w:rPr>
                     <w:t xml:space="preserve">Hint  </w:t>
@@ -2151,7 +2155,7 @@
                       <w:rFonts w:ascii="Avenir Next" w:hAnsi="Avenir Next" w:cs="Avenir Next" w:eastAsia="Avenir Next"/>
                       <w:i/>
                       <w:color w:val="5A5F66"/>
-                      <w:sz w:val="17"/>
+                      <w:sz w:val="22"/>
                       <w:szCs w:val="17"/>
                     </w:rPr>
                     <w:t xml:space="preserve">In a right triangle, the legs are the base and height.</w:t>
@@ -2170,25 +2174,25 @@
                       <w:rFonts w:ascii="Avenir Next" w:hAnsi="Avenir Next" w:cs="Avenir Next" w:eastAsia="Avenir Next"/>
                       <w:b/>
                       <w:color w:val="1A1A1A"/>
+                      <w:sz w:val="22"/>
+                      <w:szCs w:val="18"/>
+                    </w:rPr>
+                    <w:t xml:space="preserve">Answer</w:t>
+                  </w:r>
+                  <w:r>
+                    <w:rPr>
+                      <w:rFonts w:ascii="Avenir Next" w:hAnsi="Avenir Next" w:cs="Avenir Next" w:eastAsia="Avenir Next"/>
+                      <w:color w:val="1A1A1A"/>
                       <w:sz w:val="18"/>
                       <w:szCs w:val="18"/>
                     </w:rPr>
-                    <w:t xml:space="preserve">Answer</w:t>
-                  </w:r>
-                  <w:r>
-                    <w:rPr>
-                      <w:rFonts w:ascii="Avenir Next" w:hAnsi="Avenir Next" w:cs="Avenir Next" w:eastAsia="Avenir Next"/>
-                      <w:color w:val="1A1A1A"/>
-                      <w:sz w:val="18"/>
-                      <w:szCs w:val="18"/>
-                    </w:rPr>
                     <w:tab/>
                   </w:r>
                   <w:r>
                     <w:rPr>
                       <w:rFonts w:ascii="Avenir Next" w:hAnsi="Avenir Next" w:cs="Avenir Next" w:eastAsia="Avenir Next"/>
                       <w:color w:val="1A1A1A"/>
-                      <w:sz w:val="18"/>
+                      <w:sz w:val="22"/>
                       <w:szCs w:val="18"/>
                     </w:rPr>
                     <w:t xml:space="preserve">  ft²</w:t>
@@ -2209,7 +2213,7 @@
                     <w:drawing>
                       <wp:inline distT="0" distB="0" distL="0" distR="0">
                         <wp:extent cx="1920240" cy="1280160"/>
-                        <wp:docPr id="3" name="Figure 3"/>
+                        <wp:docPr id="3" name="Figure 3" descr="Right triangle. Dims: base: 14 ft; height: 9 ft."/>
                         <a:graphic xmlns:a="http://schemas.openxmlformats.org/drawingml/2006/main">
                           <a:graphicData uri="http://schemas.openxmlformats.org/drawingml/2006/picture">
                             <pic:pic xmlns:pic="http://schemas.openxmlformats.org/drawingml/2006/picture">
@@ -2244,7 +2248,7 @@
           </w:tbl>
           <w:p>
             <w:pPr>
-              <w:spacing w:before="0" w:after="0" w:line="24" w:lineRule="auto"/>
+              <w:spacing w:before="0" w:after="0" w:line="50" w:lineRule="exact"/>
             </w:pPr>
           </w:p>
         </w:tc>
@@ -2252,12 +2256,12 @@
     </w:tbl>
     <w:p>
       <w:pPr>
-        <w:spacing w:before="0" w:after="0" w:line="20" w:lineRule="exact"/>
+        <w:spacing w:before="0" w:after="0" w:line="50" w:lineRule="exact"/>
       </w:pPr>
     </w:p>
     <w:p>
       <w:pPr>
-        <w:spacing w:before="0" w:after="0" w:line="20" w:lineRule="exact"/>
+        <w:spacing w:before="0" w:after="0" w:line="50" w:lineRule="exact"/>
       </w:pPr>
     </w:p>
     <w:tbl>
@@ -2307,18 +2311,18 @@
                 <w:rFonts w:ascii="Avenir Next" w:hAnsi="Avenir Next" w:cs="Avenir Next" w:eastAsia="Avenir Next"/>
                 <w:b/>
                 <w:color w:val="1A1A1A"/>
+                <w:sz w:val="22"/>
+                <w:szCs w:val="20"/>
+              </w:rPr>
+              <w:t xml:space="preserve">7.</w:t>
+            </w:r>
+            <w:r>
+              <w:rPr>
+                <w:rFonts w:ascii="Avenir Next" w:hAnsi="Avenir Next" w:cs="Avenir Next" w:eastAsia="Avenir Next"/>
+                <w:color w:val="1A1A1A"/>
                 <w:sz w:val="20"/>
                 <w:szCs w:val="20"/>
               </w:rPr>
-              <w:t xml:space="preserve">7.</w:t>
-            </w:r>
-            <w:r>
-              <w:rPr>
-                <w:rFonts w:ascii="Avenir Next" w:hAnsi="Avenir Next" w:cs="Avenir Next" w:eastAsia="Avenir Next"/>
-                <w:color w:val="1A1A1A"/>
-                <w:sz w:val="20"/>
-                <w:szCs w:val="20"/>
-              </w:rPr>
               <w:tab/>
             </w:r>
             <w:r>
@@ -2326,7 +2330,7 @@
                 <w:rFonts w:ascii="Avenir Next" w:hAnsi="Avenir Next" w:cs="Avenir Next" w:eastAsia="Avenir Next"/>
                 <w:b/>
                 <w:color w:val="1A1A1A"/>
-                <w:sz w:val="20"/>
+                <w:sz w:val="22"/>
                 <w:szCs w:val="20"/>
               </w:rPr>
               <w:t xml:space="preserve">Two Banners.  </w:t>
@@ -2335,7 +2339,7 @@
               <w:rPr>
                 <w:rFonts w:ascii="Avenir Next" w:hAnsi="Avenir Next" w:cs="Avenir Next" w:eastAsia="Avenir Next"/>
                 <w:color w:val="1A1A1A"/>
-                <w:sz w:val="20"/>
+                <w:sz w:val="22"/>
                 <w:szCs w:val="20"/>
               </w:rPr>
               <w:t xml:space="preserve">Banner P is a triangle with base 18 m and height 10 m. Banner Q has base 12 m and height 13 m. Find each area. Which covers more space?</w:t>
@@ -2343,7 +2347,7 @@
           </w:p>
           <w:p>
             <w:pPr>
-              <w:spacing w:before="0" w:after="0" w:line="60" w:lineRule="auto"/>
+              <w:spacing w:before="0" w:after="0" w:line="50" w:lineRule="exact"/>
             </w:pPr>
           </w:p>
           <w:tbl>
@@ -2412,7 +2416,7 @@
                 <w:rFonts w:ascii="Avenir Next" w:hAnsi="Avenir Next" w:cs="Avenir Next" w:eastAsia="Avenir Next"/>
                 <w:b/>
                 <w:color w:val="1A1A1A"/>
-                <w:sz w:val="18"/>
+                <w:sz w:val="22"/>
                 <w:szCs w:val="18"/>
               </w:rPr>
               <w:t xml:space="preserve">Areas, which</w:t>
@@ -2432,12 +2436,12 @@
     </w:tbl>
     <w:p>
       <w:pPr>
-        <w:spacing w:before="0" w:after="0" w:line="20" w:lineRule="exact"/>
+        <w:spacing w:before="0" w:after="0" w:line="50" w:lineRule="exact"/>
       </w:pPr>
     </w:p>
     <w:p>
       <w:pPr>
-        <w:spacing w:before="0" w:after="0" w:line="20" w:lineRule="exact"/>
+        <w:spacing w:before="0" w:after="0" w:line="50" w:lineRule="exact"/>
       </w:pPr>
     </w:p>
     <w:tbl>
@@ -2487,18 +2491,18 @@
                 <w:rFonts w:ascii="Avenir Next" w:hAnsi="Avenir Next" w:cs="Avenir Next" w:eastAsia="Avenir Next"/>
                 <w:b/>
                 <w:color w:val="1A1A1A"/>
+                <w:sz w:val="22"/>
+                <w:szCs w:val="20"/>
+              </w:rPr>
+              <w:t xml:space="preserve">8.</w:t>
+            </w:r>
+            <w:r>
+              <w:rPr>
+                <w:rFonts w:ascii="Avenir Next" w:hAnsi="Avenir Next" w:cs="Avenir Next" w:eastAsia="Avenir Next"/>
+                <w:color w:val="1A1A1A"/>
                 <w:sz w:val="20"/>
                 <w:szCs w:val="20"/>
               </w:rPr>
-              <w:t xml:space="preserve">8.</w:t>
-            </w:r>
-            <w:r>
-              <w:rPr>
-                <w:rFonts w:ascii="Avenir Next" w:hAnsi="Avenir Next" w:cs="Avenir Next" w:eastAsia="Avenir Next"/>
-                <w:color w:val="1A1A1A"/>
-                <w:sz w:val="20"/>
-                <w:szCs w:val="20"/>
-              </w:rPr>
               <w:tab/>
             </w:r>
             <w:r>
@@ -2506,7 +2510,7 @@
                 <w:rFonts w:ascii="Avenir Next" w:hAnsi="Avenir Next" w:cs="Avenir Next" w:eastAsia="Avenir Next"/>
                 <w:b/>
                 <w:color w:val="1A1A1A"/>
-                <w:sz w:val="20"/>
+                <w:sz w:val="22"/>
                 <w:szCs w:val="20"/>
               </w:rPr>
               <w:t xml:space="preserve">Garden Plot.  </w:t>
@@ -2515,7 +2519,7 @@
               <w:rPr>
                 <w:rFonts w:ascii="Avenir Next" w:hAnsi="Avenir Next" w:cs="Avenir Next" w:eastAsia="Avenir Next"/>
                 <w:color w:val="1A1A1A"/>
-                <w:sz w:val="20"/>
+                <w:sz w:val="22"/>
                 <w:szCs w:val="20"/>
               </w:rPr>
               <w:t xml:space="preserve">A triangular garden has a base of 24 ft and a height of 15 ft. One bag of mulch covers 30 ft² and costs $6.</w:t>
@@ -2535,10 +2539,28 @@
                 <w:rFonts w:ascii="Avenir Next" w:hAnsi="Avenir Next" w:cs="Avenir Next" w:eastAsia="Avenir Next"/>
                 <w:b/>
                 <w:color w:val="003A70"/>
+                <w:sz w:val="22"/>
+                <w:szCs w:val="20"/>
+              </w:rPr>
+              <w:t xml:space="preserve">a.</w:t>
+            </w:r>
+            <w:r>
+              <w:rPr>
+                <w:rFonts w:ascii="Avenir Next" w:hAnsi="Avenir Next" w:cs="Avenir Next" w:eastAsia="Avenir Next"/>
+                <w:color w:val="1A1A1A"/>
                 <w:sz w:val="20"/>
                 <w:szCs w:val="20"/>
               </w:rPr>
-              <w:t xml:space="preserve">a.</w:t>
+              <w:tab/>
+            </w:r>
+            <w:r>
+              <w:rPr>
+                <w:rFonts w:ascii="Avenir Next" w:hAnsi="Avenir Next" w:cs="Avenir Next" w:eastAsia="Avenir Next"/>
+                <w:color w:val="1A1A1A"/>
+                <w:sz w:val="22"/>
+                <w:szCs w:val="20"/>
+              </w:rPr>
+              <w:t xml:space="preserve">Find the area.</w:t>
             </w:r>
             <w:r>
               <w:rPr>
@@ -2547,7 +2569,7 @@
                 <w:sz w:val="20"/>
                 <w:szCs w:val="20"/>
               </w:rPr>
-              <w:tab/>
+              <w:t xml:space="preserve">  </w:t>
             </w:r>
             <w:r>
               <w:rPr>
@@ -2555,24 +2577,6 @@
                 <w:color w:val="1A1A1A"/>
                 <w:sz w:val="20"/>
                 <w:szCs w:val="20"/>
-              </w:rPr>
-              <w:t xml:space="preserve">Find the area.</w:t>
-            </w:r>
-            <w:r>
-              <w:rPr>
-                <w:rFonts w:ascii="Avenir Next" w:hAnsi="Avenir Next" w:cs="Avenir Next" w:eastAsia="Avenir Next"/>
-                <w:color w:val="1A1A1A"/>
-                <w:sz w:val="20"/>
-                <w:szCs w:val="20"/>
-              </w:rPr>
-              <w:t xml:space="preserve">  </w:t>
-            </w:r>
-            <w:r>
-              <w:rPr>
-                <w:rFonts w:ascii="Avenir Next" w:hAnsi="Avenir Next" w:cs="Avenir Next" w:eastAsia="Avenir Next"/>
-                <w:color w:val="1A1A1A"/>
-                <w:sz w:val="20"/>
-                <w:szCs w:val="20"/>
                 <w:u w:val="single"/>
               </w:rPr>
               <w:t xml:space="preserve">                </w:t>
@@ -2581,7 +2585,7 @@
               <w:rPr>
                 <w:rFonts w:ascii="Avenir Next" w:hAnsi="Avenir Next" w:cs="Avenir Next" w:eastAsia="Avenir Next"/>
                 <w:color w:val="1A1A1A"/>
-                <w:sz w:val="20"/>
+                <w:sz w:val="22"/>
                 <w:szCs w:val="20"/>
               </w:rPr>
               <w:t xml:space="preserve"> ft²</w:t>
@@ -2601,25 +2605,25 @@
                 <w:rFonts w:ascii="Avenir Next" w:hAnsi="Avenir Next" w:cs="Avenir Next" w:eastAsia="Avenir Next"/>
                 <w:b/>
                 <w:color w:val="003A70"/>
+                <w:sz w:val="22"/>
+                <w:szCs w:val="20"/>
+              </w:rPr>
+              <w:t xml:space="preserve">b.</w:t>
+            </w:r>
+            <w:r>
+              <w:rPr>
+                <w:rFonts w:ascii="Avenir Next" w:hAnsi="Avenir Next" w:cs="Avenir Next" w:eastAsia="Avenir Next"/>
+                <w:color w:val="1A1A1A"/>
                 <w:sz w:val="20"/>
                 <w:szCs w:val="20"/>
               </w:rPr>
-              <w:t xml:space="preserve">b.</w:t>
-            </w:r>
-            <w:r>
-              <w:rPr>
-                <w:rFonts w:ascii="Avenir Next" w:hAnsi="Avenir Next" w:cs="Avenir Next" w:eastAsia="Avenir Next"/>
-                <w:color w:val="1A1A1A"/>
-                <w:sz w:val="20"/>
-                <w:szCs w:val="20"/>
-              </w:rPr>
               <w:tab/>
             </w:r>
             <w:r>
               <w:rPr>
                 <w:rFonts w:ascii="Avenir Next" w:hAnsi="Avenir Next" w:cs="Avenir Next" w:eastAsia="Avenir Next"/>
                 <w:color w:val="1A1A1A"/>
-                <w:sz w:val="20"/>
+                <w:sz w:val="22"/>
                 <w:szCs w:val="20"/>
               </w:rPr>
               <w:t xml:space="preserve">How many bags are needed?</w:t>
@@ -2658,10 +2662,28 @@
                 <w:rFonts w:ascii="Avenir Next" w:hAnsi="Avenir Next" w:cs="Avenir Next" w:eastAsia="Avenir Next"/>
                 <w:b/>
                 <w:color w:val="003A70"/>
+                <w:sz w:val="22"/>
+                <w:szCs w:val="20"/>
+              </w:rPr>
+              <w:t xml:space="preserve">c.</w:t>
+            </w:r>
+            <w:r>
+              <w:rPr>
+                <w:rFonts w:ascii="Avenir Next" w:hAnsi="Avenir Next" w:cs="Avenir Next" w:eastAsia="Avenir Next"/>
+                <w:color w:val="1A1A1A"/>
                 <w:sz w:val="20"/>
                 <w:szCs w:val="20"/>
               </w:rPr>
-              <w:t xml:space="preserve">c.</w:t>
+              <w:tab/>
+            </w:r>
+            <w:r>
+              <w:rPr>
+                <w:rFonts w:ascii="Avenir Next" w:hAnsi="Avenir Next" w:cs="Avenir Next" w:eastAsia="Avenir Next"/>
+                <w:color w:val="1A1A1A"/>
+                <w:sz w:val="22"/>
+                <w:szCs w:val="20"/>
+              </w:rPr>
+              <w:t xml:space="preserve">Find the total cost. What happens to the cost if the base is doubled?</w:t>
             </w:r>
             <w:r>
               <w:rPr>
@@ -2670,7 +2692,7 @@
                 <w:sz w:val="20"/>
                 <w:szCs w:val="20"/>
               </w:rPr>
-              <w:tab/>
+              <w:t xml:space="preserve">  </w:t>
             </w:r>
             <w:r>
               <w:rPr>
@@ -2678,24 +2700,6 @@
                 <w:color w:val="1A1A1A"/>
                 <w:sz w:val="20"/>
                 <w:szCs w:val="20"/>
-              </w:rPr>
-              <w:t xml:space="preserve">Find the total cost. What happens to the cost if the base is doubled?</w:t>
-            </w:r>
-            <w:r>
-              <w:rPr>
-                <w:rFonts w:ascii="Avenir Next" w:hAnsi="Avenir Next" w:cs="Avenir Next" w:eastAsia="Avenir Next"/>
-                <w:color w:val="1A1A1A"/>
-                <w:sz w:val="20"/>
-                <w:szCs w:val="20"/>
-              </w:rPr>
-              <w:t xml:space="preserve">  </w:t>
-            </w:r>
-            <w:r>
-              <w:rPr>
-                <w:rFonts w:ascii="Avenir Next" w:hAnsi="Avenir Next" w:cs="Avenir Next" w:eastAsia="Avenir Next"/>
-                <w:color w:val="1A1A1A"/>
-                <w:sz w:val="20"/>
-                <w:szCs w:val="20"/>
                 <w:u w:val="single"/>
               </w:rPr>
               <w:t xml:space="preserve">                      </w:t>
@@ -2703,7 +2707,7 @@
           </w:p>
           <w:p>
             <w:pPr>
-              <w:spacing w:before="0" w:after="0" w:line="60" w:lineRule="auto"/>
+              <w:spacing w:before="0" w:after="0" w:line="50" w:lineRule="exact"/>
             </w:pPr>
           </w:p>
           <w:tbl>
@@ -2761,7 +2765,7 @@
           </w:tbl>
           <w:p>
             <w:pPr>
-              <w:spacing w:before="0" w:after="0" w:line="24" w:lineRule="auto"/>
+              <w:spacing w:before="0" w:after="0" w:line="50" w:lineRule="exact"/>
             </w:pPr>
           </w:p>
         </w:tc>
@@ -2769,11 +2773,12 @@
     </w:tbl>
     <w:p>
       <w:pPr>
-        <w:spacing w:before="0" w:after="0" w:line="20" w:lineRule="exact"/>
+        <w:spacing w:before="0" w:after="0" w:line="50" w:lineRule="exact"/>
       </w:pPr>
     </w:p>
     <w:p>
       <w:pPr>
+        <w:pStyle w:val="Heading2"/>
         <w:keepNext/>
         <w:pBdr>
           <w:bottom w:val="single" w:sz="8" w:space="3" w:color="003A70"/>
@@ -2789,7 +2794,7 @@
           <w:b/>
           <w:color w:val="003A70"/>
           <w:spacing w:val="14"/>
-          <w:sz w:val="19"/>
+          <w:sz w:val="22"/>
           <w:szCs w:val="19"/>
         </w:rPr>
         <w:t xml:space="preserve">FIND THE ERROR</w:t>
@@ -2808,7 +2813,7 @@
           <w:rFonts w:ascii="Avenir Next" w:hAnsi="Avenir Next" w:cs="Avenir Next" w:eastAsia="Avenir Next"/>
           <w:i/>
           <w:color w:val="5A5F66"/>
-          <w:sz w:val="17"/>
+          <w:sz w:val="22"/>
           <w:szCs w:val="17"/>
         </w:rPr>
         <w:t xml:space="preserve">explain the mistake, then fix it</w:t>
@@ -2816,7 +2821,7 @@
     </w:p>
     <w:p>
       <w:pPr>
-        <w:spacing w:before="0" w:after="0" w:line="20" w:lineRule="exact"/>
+        <w:spacing w:before="0" w:after="0" w:line="50" w:lineRule="exact"/>
       </w:pPr>
     </w:p>
     <w:tbl>
@@ -2866,18 +2871,18 @@
                 <w:rFonts w:ascii="Avenir Next" w:hAnsi="Avenir Next" w:cs="Avenir Next" w:eastAsia="Avenir Next"/>
                 <w:b/>
                 <w:color w:val="1A1A1A"/>
+                <w:sz w:val="22"/>
+                <w:szCs w:val="20"/>
+              </w:rPr>
+              <w:t xml:space="preserve">9.</w:t>
+            </w:r>
+            <w:r>
+              <w:rPr>
+                <w:rFonts w:ascii="Avenir Next" w:hAnsi="Avenir Next" w:cs="Avenir Next" w:eastAsia="Avenir Next"/>
+                <w:color w:val="1A1A1A"/>
                 <w:sz w:val="20"/>
                 <w:szCs w:val="20"/>
               </w:rPr>
-              <w:t xml:space="preserve">9.</w:t>
-            </w:r>
-            <w:r>
-              <w:rPr>
-                <w:rFonts w:ascii="Avenir Next" w:hAnsi="Avenir Next" w:cs="Avenir Next" w:eastAsia="Avenir Next"/>
-                <w:color w:val="1A1A1A"/>
-                <w:sz w:val="20"/>
-                <w:szCs w:val="20"/>
-              </w:rPr>
               <w:tab/>
             </w:r>
             <w:r>
@@ -2885,7 +2890,7 @@
                 <w:rFonts w:ascii="Avenir Next" w:hAnsi="Avenir Next" w:cs="Avenir Next" w:eastAsia="Avenir Next"/>
                 <w:b/>
                 <w:color w:val="1A1A1A"/>
-                <w:sz w:val="20"/>
+                <w:sz w:val="22"/>
                 <w:szCs w:val="20"/>
               </w:rPr>
               <w:t xml:space="preserve">Andre’s Work.  </w:t>
@@ -2894,7 +2899,7 @@
               <w:rPr>
                 <w:rFonts w:ascii="Avenir Next" w:hAnsi="Avenir Next" w:cs="Avenir Next" w:eastAsia="Avenir Next"/>
                 <w:color w:val="1A1A1A"/>
-                <w:sz w:val="20"/>
+                <w:sz w:val="22"/>
                 <w:szCs w:val="20"/>
               </w:rPr>
               <w:t xml:space="preserve">A triangle has a base of 22 cm and a height of 10 cm. Andre wrote: “A = 22 × 10 = 220 cm².” Explain his mistake. Then find the area.</w:t>
@@ -2940,7 +2945,7 @@
                 </w:tcPr>
                 <w:p>
                   <w:pPr>
-                    <w:spacing w:before="0" w:after="0" w:line="240" w:lineRule="auto"/>
+                    <w:spacing w:before="0" w:after="0" w:line="50" w:lineRule="exact"/>
                   </w:pPr>
                 </w:p>
               </w:tc>
@@ -2960,7 +2965,7 @@
                 </w:tcPr>
                 <w:p>
                   <w:pPr>
-                    <w:spacing w:before="0" w:after="0" w:line="240" w:lineRule="auto"/>
+                    <w:spacing w:before="0" w:after="0" w:line="50" w:lineRule="exact"/>
                   </w:pPr>
                 </w:p>
               </w:tc>
@@ -2980,7 +2985,7 @@
                 </w:tcPr>
                 <w:p>
                   <w:pPr>
-                    <w:spacing w:before="0" w:after="0" w:line="240" w:lineRule="auto"/>
+                    <w:spacing w:before="0" w:after="0" w:line="50" w:lineRule="exact"/>
                   </w:pPr>
                 </w:p>
               </w:tc>
@@ -2988,7 +2993,7 @@
           </w:tbl>
           <w:p>
             <w:pPr>
-              <w:spacing w:before="0" w:after="0" w:line="24" w:lineRule="auto"/>
+              <w:spacing w:before="0" w:after="0" w:line="50" w:lineRule="exact"/>
             </w:pPr>
           </w:p>
         </w:tc>
@@ -2996,11 +3001,12 @@
     </w:tbl>
     <w:p>
       <w:pPr>
-        <w:spacing w:before="0" w:after="0" w:line="20" w:lineRule="exact"/>
+        <w:spacing w:before="0" w:after="0" w:line="50" w:lineRule="exact"/>
       </w:pPr>
     </w:p>
     <w:p>
       <w:pPr>
+        <w:pStyle w:val="Heading2"/>
         <w:keepNext/>
         <w:pBdr>
           <w:bottom w:val="single" w:sz="8" w:space="3" w:color="003A70"/>
@@ -3016,7 +3022,7 @@
           <w:b/>
           <w:color w:val="003A70"/>
           <w:spacing w:val="14"/>
-          <w:sz w:val="19"/>
+          <w:sz w:val="22"/>
           <w:szCs w:val="19"/>
         </w:rPr>
         <w:t xml:space="preserve">TEST PRACTICE</w:t>
@@ -3035,7 +3041,7 @@
           <w:rFonts w:ascii="Avenir Next" w:hAnsi="Avenir Next" w:cs="Avenir Next" w:eastAsia="Avenir Next"/>
           <w:i/>
           <w:color w:val="5A5F66"/>
-          <w:sz w:val="17"/>
+          <w:sz w:val="22"/>
           <w:szCs w:val="17"/>
         </w:rPr>
         <w:t xml:space="preserve">choose the best answer</w:t>
@@ -3043,7 +3049,7 @@
     </w:p>
     <w:p>
       <w:pPr>
-        <w:spacing w:before="0" w:after="0" w:line="20" w:lineRule="exact"/>
+        <w:spacing w:before="0" w:after="0" w:line="50" w:lineRule="exact"/>
       </w:pPr>
     </w:p>
     <w:tbl>
@@ -3093,25 +3099,25 @@
                 <w:rFonts w:ascii="Avenir Next" w:hAnsi="Avenir Next" w:cs="Avenir Next" w:eastAsia="Avenir Next"/>
                 <w:b/>
                 <w:color w:val="1A1A1A"/>
+                <w:sz w:val="22"/>
+                <w:szCs w:val="20"/>
+              </w:rPr>
+              <w:t xml:space="preserve">10.</w:t>
+            </w:r>
+            <w:r>
+              <w:rPr>
+                <w:rFonts w:ascii="Avenir Next" w:hAnsi="Avenir Next" w:cs="Avenir Next" w:eastAsia="Avenir Next"/>
+                <w:color w:val="1A1A1A"/>
                 <w:sz w:val="20"/>
                 <w:szCs w:val="20"/>
               </w:rPr>
-              <w:t xml:space="preserve">10.</w:t>
-            </w:r>
-            <w:r>
-              <w:rPr>
-                <w:rFonts w:ascii="Avenir Next" w:hAnsi="Avenir Next" w:cs="Avenir Next" w:eastAsia="Avenir Next"/>
-                <w:color w:val="1A1A1A"/>
-                <w:sz w:val="20"/>
-                <w:szCs w:val="20"/>
-              </w:rPr>
               <w:tab/>
             </w:r>
             <w:r>
               <w:rPr>
                 <w:rFonts w:ascii="Avenir Next" w:hAnsi="Avenir Next" w:cs="Avenir Next" w:eastAsia="Avenir Next"/>
                 <w:color w:val="1A1A1A"/>
-                <w:sz w:val="20"/>
+                <w:sz w:val="22"/>
                 <w:szCs w:val="20"/>
               </w:rPr>
               <w:t xml:space="preserve">A triangle with base 14 in. and height 6 in. has area —</w:t>
@@ -3167,25 +3173,25 @@
                       <w:rFonts w:ascii="Avenir Next" w:hAnsi="Avenir Next" w:cs="Avenir Next" w:eastAsia="Avenir Next"/>
                       <w:b/>
                       <w:color w:val="003A70"/>
+                      <w:sz w:val="22"/>
+                      <w:szCs w:val="19"/>
+                    </w:rPr>
+                    <w:t xml:space="preserve">A</w:t>
+                  </w:r>
+                  <w:r>
+                    <w:rPr>
+                      <w:rFonts w:ascii="Avenir Next" w:hAnsi="Avenir Next" w:cs="Avenir Next" w:eastAsia="Avenir Next"/>
+                      <w:color w:val="1A1A1A"/>
                       <w:sz w:val="19"/>
                       <w:szCs w:val="19"/>
                     </w:rPr>
-                    <w:t xml:space="preserve">A</w:t>
-                  </w:r>
-                  <w:r>
-                    <w:rPr>
-                      <w:rFonts w:ascii="Avenir Next" w:hAnsi="Avenir Next" w:cs="Avenir Next" w:eastAsia="Avenir Next"/>
-                      <w:color w:val="1A1A1A"/>
-                      <w:sz w:val="19"/>
-                      <w:szCs w:val="19"/>
-                    </w:rPr>
                     <w:tab/>
                   </w:r>
                   <w:r>
                     <w:rPr>
                       <w:rFonts w:ascii="Avenir Next" w:hAnsi="Avenir Next" w:cs="Avenir Next" w:eastAsia="Avenir Next"/>
                       <w:color w:val="1A1A1A"/>
-                      <w:sz w:val="19"/>
+                      <w:sz w:val="22"/>
                       <w:szCs w:val="19"/>
                     </w:rPr>
                     <w:t xml:space="preserve">20 in²</w:t>
@@ -3210,25 +3216,25 @@
                       <w:rFonts w:ascii="Avenir Next" w:hAnsi="Avenir Next" w:cs="Avenir Next" w:eastAsia="Avenir Next"/>
                       <w:b/>
                       <w:color w:val="003A70"/>
+                      <w:sz w:val="22"/>
+                      <w:szCs w:val="19"/>
+                    </w:rPr>
+                    <w:t xml:space="preserve">B</w:t>
+                  </w:r>
+                  <w:r>
+                    <w:rPr>
+                      <w:rFonts w:ascii="Avenir Next" w:hAnsi="Avenir Next" w:cs="Avenir Next" w:eastAsia="Avenir Next"/>
+                      <w:color w:val="1A1A1A"/>
                       <w:sz w:val="19"/>
                       <w:szCs w:val="19"/>
                     </w:rPr>
-                    <w:t xml:space="preserve">B</w:t>
-                  </w:r>
-                  <w:r>
-                    <w:rPr>
-                      <w:rFonts w:ascii="Avenir Next" w:hAnsi="Avenir Next" w:cs="Avenir Next" w:eastAsia="Avenir Next"/>
-                      <w:color w:val="1A1A1A"/>
-                      <w:sz w:val="19"/>
-                      <w:szCs w:val="19"/>
-                    </w:rPr>
                     <w:tab/>
                   </w:r>
                   <w:r>
                     <w:rPr>
                       <w:rFonts w:ascii="Avenir Next" w:hAnsi="Avenir Next" w:cs="Avenir Next" w:eastAsia="Avenir Next"/>
                       <w:color w:val="1A1A1A"/>
-                      <w:sz w:val="19"/>
+                      <w:sz w:val="22"/>
                       <w:szCs w:val="19"/>
                     </w:rPr>
                     <w:t xml:space="preserve">42 in²</w:t>
@@ -3253,25 +3259,25 @@
                       <w:rFonts w:ascii="Avenir Next" w:hAnsi="Avenir Next" w:cs="Avenir Next" w:eastAsia="Avenir Next"/>
                       <w:b/>
                       <w:color w:val="003A70"/>
+                      <w:sz w:val="22"/>
+                      <w:szCs w:val="19"/>
+                    </w:rPr>
+                    <w:t xml:space="preserve">C</w:t>
+                  </w:r>
+                  <w:r>
+                    <w:rPr>
+                      <w:rFonts w:ascii="Avenir Next" w:hAnsi="Avenir Next" w:cs="Avenir Next" w:eastAsia="Avenir Next"/>
+                      <w:color w:val="1A1A1A"/>
                       <w:sz w:val="19"/>
                       <w:szCs w:val="19"/>
                     </w:rPr>
-                    <w:t xml:space="preserve">C</w:t>
-                  </w:r>
-                  <w:r>
-                    <w:rPr>
-                      <w:rFonts w:ascii="Avenir Next" w:hAnsi="Avenir Next" w:cs="Avenir Next" w:eastAsia="Avenir Next"/>
-                      <w:color w:val="1A1A1A"/>
-                      <w:sz w:val="19"/>
-                      <w:szCs w:val="19"/>
-                    </w:rPr>
                     <w:tab/>
                   </w:r>
                   <w:r>
                     <w:rPr>
                       <w:rFonts w:ascii="Avenir Next" w:hAnsi="Avenir Next" w:cs="Avenir Next" w:eastAsia="Avenir Next"/>
                       <w:color w:val="1A1A1A"/>
-                      <w:sz w:val="19"/>
+                      <w:sz w:val="22"/>
                       <w:szCs w:val="19"/>
                     </w:rPr>
                     <w:t xml:space="preserve">84 in²</w:t>
@@ -3296,25 +3302,25 @@
                       <w:rFonts w:ascii="Avenir Next" w:hAnsi="Avenir Next" w:cs="Avenir Next" w:eastAsia="Avenir Next"/>
                       <w:b/>
                       <w:color w:val="003A70"/>
+                      <w:sz w:val="22"/>
+                      <w:szCs w:val="19"/>
+                    </w:rPr>
+                    <w:t xml:space="preserve">D</w:t>
+                  </w:r>
+                  <w:r>
+                    <w:rPr>
+                      <w:rFonts w:ascii="Avenir Next" w:hAnsi="Avenir Next" w:cs="Avenir Next" w:eastAsia="Avenir Next"/>
+                      <w:color w:val="1A1A1A"/>
                       <w:sz w:val="19"/>
                       <w:szCs w:val="19"/>
                     </w:rPr>
-                    <w:t xml:space="preserve">D</w:t>
-                  </w:r>
-                  <w:r>
-                    <w:rPr>
-                      <w:rFonts w:ascii="Avenir Next" w:hAnsi="Avenir Next" w:cs="Avenir Next" w:eastAsia="Avenir Next"/>
-                      <w:color w:val="1A1A1A"/>
-                      <w:sz w:val="19"/>
-                      <w:szCs w:val="19"/>
-                    </w:rPr>
                     <w:tab/>
                   </w:r>
                   <w:r>
                     <w:rPr>
                       <w:rFonts w:ascii="Avenir Next" w:hAnsi="Avenir Next" w:cs="Avenir Next" w:eastAsia="Avenir Next"/>
                       <w:color w:val="1A1A1A"/>
-                      <w:sz w:val="19"/>
+                      <w:sz w:val="22"/>
                       <w:szCs w:val="19"/>
                     </w:rPr>
                     <w:t xml:space="preserve">168 in²</w:t>
@@ -3325,7 +3331,7 @@
           </w:tbl>
           <w:p>
             <w:pPr>
-              <w:spacing w:before="0" w:after="0" w:line="24" w:lineRule="auto"/>
+              <w:spacing w:before="0" w:after="0" w:line="50" w:lineRule="exact"/>
             </w:pPr>
           </w:p>
         </w:tc>
@@ -3333,12 +3339,12 @@
     </w:tbl>
     <w:p>
       <w:pPr>
-        <w:spacing w:before="0" w:after="0" w:line="20" w:lineRule="exact"/>
+        <w:spacing w:before="0" w:after="0" w:line="50" w:lineRule="exact"/>
       </w:pPr>
     </w:p>
     <w:p>
       <w:pPr>
-        <w:spacing w:before="0" w:after="0" w:line="20" w:lineRule="exact"/>
+        <w:spacing w:before="0" w:after="0" w:line="50" w:lineRule="exact"/>
       </w:pPr>
     </w:p>
     <w:tbl>
@@ -3388,25 +3394,25 @@
                 <w:rFonts w:ascii="Avenir Next" w:hAnsi="Avenir Next" w:cs="Avenir Next" w:eastAsia="Avenir Next"/>
                 <w:b/>
                 <w:color w:val="1A1A1A"/>
+                <w:sz w:val="22"/>
+                <w:szCs w:val="20"/>
+              </w:rPr>
+              <w:t xml:space="preserve">11.</w:t>
+            </w:r>
+            <w:r>
+              <w:rPr>
+                <w:rFonts w:ascii="Avenir Next" w:hAnsi="Avenir Next" w:cs="Avenir Next" w:eastAsia="Avenir Next"/>
+                <w:color w:val="1A1A1A"/>
                 <w:sz w:val="20"/>
                 <w:szCs w:val="20"/>
               </w:rPr>
-              <w:t xml:space="preserve">11.</w:t>
-            </w:r>
-            <w:r>
-              <w:rPr>
-                <w:rFonts w:ascii="Avenir Next" w:hAnsi="Avenir Next" w:cs="Avenir Next" w:eastAsia="Avenir Next"/>
-                <w:color w:val="1A1A1A"/>
-                <w:sz w:val="20"/>
-                <w:szCs w:val="20"/>
-              </w:rPr>
               <w:tab/>
             </w:r>
             <w:r>
               <w:rPr>
                 <w:rFonts w:ascii="Avenir Next" w:hAnsi="Avenir Next" w:cs="Avenir Next" w:eastAsia="Avenir Next"/>
                 <w:color w:val="1A1A1A"/>
-                <w:sz w:val="20"/>
+                <w:sz w:val="22"/>
                 <w:szCs w:val="20"/>
               </w:rPr>
               <w:t xml:space="preserve">The area of a triangle is what fraction of a rectangle with the same base and height?</w:t>
@@ -3462,25 +3468,25 @@
                       <w:rFonts w:ascii="Avenir Next" w:hAnsi="Avenir Next" w:cs="Avenir Next" w:eastAsia="Avenir Next"/>
                       <w:b/>
                       <w:color w:val="003A70"/>
+                      <w:sz w:val="22"/>
+                      <w:szCs w:val="19"/>
+                    </w:rPr>
+                    <w:t xml:space="preserve">A</w:t>
+                  </w:r>
+                  <w:r>
+                    <w:rPr>
+                      <w:rFonts w:ascii="Avenir Next" w:hAnsi="Avenir Next" w:cs="Avenir Next" w:eastAsia="Avenir Next"/>
+                      <w:color w:val="1A1A1A"/>
                       <w:sz w:val="19"/>
                       <w:szCs w:val="19"/>
                     </w:rPr>
-                    <w:t xml:space="preserve">A</w:t>
-                  </w:r>
-                  <w:r>
-                    <w:rPr>
-                      <w:rFonts w:ascii="Avenir Next" w:hAnsi="Avenir Next" w:cs="Avenir Next" w:eastAsia="Avenir Next"/>
-                      <w:color w:val="1A1A1A"/>
-                      <w:sz w:val="19"/>
-                      <w:szCs w:val="19"/>
-                    </w:rPr>
                     <w:tab/>
                   </w:r>
                   <w:r>
                     <w:rPr>
                       <w:rFonts w:ascii="Avenir Next" w:hAnsi="Avenir Next" w:cs="Avenir Next" w:eastAsia="Avenir Next"/>
                       <w:color w:val="1A1A1A"/>
-                      <w:sz w:val="19"/>
+                      <w:sz w:val="22"/>
                       <w:szCs w:val="19"/>
                     </w:rPr>
                     <w:t xml:space="preserve">1/4</w:t>
@@ -3505,25 +3511,25 @@
                       <w:rFonts w:ascii="Avenir Next" w:hAnsi="Avenir Next" w:cs="Avenir Next" w:eastAsia="Avenir Next"/>
                       <w:b/>
                       <w:color w:val="003A70"/>
+                      <w:sz w:val="22"/>
+                      <w:szCs w:val="19"/>
+                    </w:rPr>
+                    <w:t xml:space="preserve">B</w:t>
+                  </w:r>
+                  <w:r>
+                    <w:rPr>
+                      <w:rFonts w:ascii="Avenir Next" w:hAnsi="Avenir Next" w:cs="Avenir Next" w:eastAsia="Avenir Next"/>
+                      <w:color w:val="1A1A1A"/>
                       <w:sz w:val="19"/>
                       <w:szCs w:val="19"/>
                     </w:rPr>
-                    <w:t xml:space="preserve">B</w:t>
-                  </w:r>
-                  <w:r>
-                    <w:rPr>
-                      <w:rFonts w:ascii="Avenir Next" w:hAnsi="Avenir Next" w:cs="Avenir Next" w:eastAsia="Avenir Next"/>
-                      <w:color w:val="1A1A1A"/>
-                      <w:sz w:val="19"/>
-                      <w:szCs w:val="19"/>
-                    </w:rPr>
                     <w:tab/>
                   </w:r>
                   <w:r>
                     <w:rPr>
                       <w:rFonts w:ascii="Avenir Next" w:hAnsi="Avenir Next" w:cs="Avenir Next" w:eastAsia="Avenir Next"/>
                       <w:color w:val="1A1A1A"/>
-                      <w:sz w:val="19"/>
+                      <w:sz w:val="22"/>
                       <w:szCs w:val="19"/>
                     </w:rPr>
                     <w:t xml:space="preserve">1/3</w:t>
@@ -3548,25 +3554,25 @@
                       <w:rFonts w:ascii="Avenir Next" w:hAnsi="Avenir Next" w:cs="Avenir Next" w:eastAsia="Avenir Next"/>
                       <w:b/>
                       <w:color w:val="003A70"/>
+                      <w:sz w:val="22"/>
+                      <w:szCs w:val="19"/>
+                    </w:rPr>
+                    <w:t xml:space="preserve">C</w:t>
+                  </w:r>
+                  <w:r>
+                    <w:rPr>
+                      <w:rFonts w:ascii="Avenir Next" w:hAnsi="Avenir Next" w:cs="Avenir Next" w:eastAsia="Avenir Next"/>
+                      <w:color w:val="1A1A1A"/>
                       <w:sz w:val="19"/>
                       <w:szCs w:val="19"/>
                     </w:rPr>
-                    <w:t xml:space="preserve">C</w:t>
-                  </w:r>
-                  <w:r>
-                    <w:rPr>
-                      <w:rFonts w:ascii="Avenir Next" w:hAnsi="Avenir Next" w:cs="Avenir Next" w:eastAsia="Avenir Next"/>
-                      <w:color w:val="1A1A1A"/>
-                      <w:sz w:val="19"/>
-                      <w:szCs w:val="19"/>
-                    </w:rPr>
                     <w:tab/>
                   </w:r>
                   <w:r>
                     <w:rPr>
                       <w:rFonts w:ascii="Avenir Next" w:hAnsi="Avenir Next" w:cs="Avenir Next" w:eastAsia="Avenir Next"/>
                       <w:color w:val="1A1A1A"/>
-                      <w:sz w:val="19"/>
+                      <w:sz w:val="22"/>
                       <w:szCs w:val="19"/>
                     </w:rPr>
                     <w:t xml:space="preserve">1/2</w:t>
@@ -3591,25 +3597,25 @@
                       <w:rFonts w:ascii="Avenir Next" w:hAnsi="Avenir Next" w:cs="Avenir Next" w:eastAsia="Avenir Next"/>
                       <w:b/>
                       <w:color w:val="003A70"/>
+                      <w:sz w:val="22"/>
+                      <w:szCs w:val="19"/>
+                    </w:rPr>
+                    <w:t xml:space="preserve">D</w:t>
+                  </w:r>
+                  <w:r>
+                    <w:rPr>
+                      <w:rFonts w:ascii="Avenir Next" w:hAnsi="Avenir Next" w:cs="Avenir Next" w:eastAsia="Avenir Next"/>
+                      <w:color w:val="1A1A1A"/>
                       <w:sz w:val="19"/>
                       <w:szCs w:val="19"/>
                     </w:rPr>
-                    <w:t xml:space="preserve">D</w:t>
-                  </w:r>
-                  <w:r>
-                    <w:rPr>
-                      <w:rFonts w:ascii="Avenir Next" w:hAnsi="Avenir Next" w:cs="Avenir Next" w:eastAsia="Avenir Next"/>
-                      <w:color w:val="1A1A1A"/>
-                      <w:sz w:val="19"/>
-                      <w:szCs w:val="19"/>
-                    </w:rPr>
                     <w:tab/>
                   </w:r>
                   <w:r>
                     <w:rPr>
                       <w:rFonts w:ascii="Avenir Next" w:hAnsi="Avenir Next" w:cs="Avenir Next" w:eastAsia="Avenir Next"/>
                       <w:color w:val="1A1A1A"/>
-                      <w:sz w:val="19"/>
+                      <w:sz w:val="22"/>
                       <w:szCs w:val="19"/>
                     </w:rPr>
                     <w:t xml:space="preserve">2</w:t>
@@ -3620,7 +3626,7 @@
           </w:tbl>
           <w:p>
             <w:pPr>
-              <w:spacing w:before="0" w:after="0" w:line="24" w:lineRule="auto"/>
+              <w:spacing w:before="0" w:after="0" w:line="50" w:lineRule="exact"/>
             </w:pPr>
           </w:p>
         </w:tc>
@@ -3628,11 +3634,12 @@
     </w:tbl>
     <w:p>
       <w:pPr>
-        <w:spacing w:before="0" w:after="0" w:line="20" w:lineRule="exact"/>
+        <w:spacing w:before="0" w:after="0" w:line="50" w:lineRule="exact"/>
       </w:pPr>
     </w:p>
     <w:p>
       <w:pPr>
+        <w:pStyle w:val="Heading2"/>
         <w:keepNext/>
         <w:pBdr>
           <w:bottom w:val="single" w:sz="8" w:space="3" w:color="003A70"/>
@@ -3648,7 +3655,7 @@
           <w:b/>
           <w:color w:val="003A70"/>
           <w:spacing w:val="14"/>
-          <w:sz w:val="19"/>
+          <w:sz w:val="22"/>
           <w:szCs w:val="19"/>
         </w:rPr>
         <w:t xml:space="preserve">SELF-CHECK CODE</w:t>
@@ -3667,7 +3674,7 @@
           <w:rFonts w:ascii="Avenir Next" w:hAnsi="Avenir Next" w:cs="Avenir Next" w:eastAsia="Avenir Next"/>
           <w:i/>
           <w:color w:val="5A5F66"/>
-          <w:sz w:val="17"/>
+          <w:sz w:val="22"/>
           <w:szCs w:val="17"/>
         </w:rPr>
         <w:t xml:space="preserve">find your answer · copy its letter into that problem’s box · spell a math word</w:t>
@@ -3726,7 +3733,7 @@
                 <w:rFonts w:ascii="Avenir Next" w:hAnsi="Avenir Next" w:cs="Avenir Next" w:eastAsia="Avenir Next"/>
                 <w:b/>
                 <w:color w:val="1A1A1A"/>
-                <w:sz w:val="18"/>
+                <w:sz w:val="22"/>
                 <w:szCs w:val="18"/>
               </w:rPr>
               <w:t xml:space="preserve">120</w:t>
@@ -3742,7 +3749,7 @@
                 <w:rFonts w:ascii="Avenir Next" w:hAnsi="Avenir Next" w:cs="Avenir Next" w:eastAsia="Avenir Next"/>
                 <w:b/>
                 <w:color w:val="003A70"/>
-                <w:sz w:val="18"/>
+                <w:sz w:val="22"/>
                 <w:szCs w:val="18"/>
               </w:rPr>
               <w:t xml:space="preserve">H</w:t>
@@ -3765,7 +3772,7 @@
                 <w:rFonts w:ascii="Avenir Next" w:hAnsi="Avenir Next" w:cs="Avenir Next" w:eastAsia="Avenir Next"/>
                 <w:b/>
                 <w:color w:val="1A1A1A"/>
-                <w:sz w:val="18"/>
+                <w:sz w:val="22"/>
                 <w:szCs w:val="18"/>
               </w:rPr>
               <w:t xml:space="preserve">33</w:t>
@@ -3781,7 +3788,7 @@
                 <w:rFonts w:ascii="Avenir Next" w:hAnsi="Avenir Next" w:cs="Avenir Next" w:eastAsia="Avenir Next"/>
                 <w:b/>
                 <w:color w:val="003A70"/>
-                <w:sz w:val="18"/>
+                <w:sz w:val="22"/>
                 <w:szCs w:val="18"/>
               </w:rPr>
               <w:t xml:space="preserve">L</w:t>
@@ -3804,7 +3811,7 @@
                 <w:rFonts w:ascii="Avenir Next" w:hAnsi="Avenir Next" w:cs="Avenir Next" w:eastAsia="Avenir Next"/>
                 <w:b/>
                 <w:color w:val="1A1A1A"/>
-                <w:sz w:val="18"/>
+                <w:sz w:val="22"/>
                 <w:szCs w:val="18"/>
               </w:rPr>
               <w:t xml:space="preserve">126</w:t>
@@ -3820,7 +3827,7 @@
                 <w:rFonts w:ascii="Avenir Next" w:hAnsi="Avenir Next" w:cs="Avenir Next" w:eastAsia="Avenir Next"/>
                 <w:b/>
                 <w:color w:val="003A70"/>
-                <w:sz w:val="18"/>
+                <w:sz w:val="22"/>
                 <w:szCs w:val="18"/>
               </w:rPr>
               <w:t xml:space="preserve">Z</w:t>
@@ -3843,7 +3850,7 @@
                 <w:rFonts w:ascii="Avenir Next" w:hAnsi="Avenir Next" w:cs="Avenir Next" w:eastAsia="Avenir Next"/>
                 <w:b/>
                 <w:color w:val="1A1A1A"/>
-                <w:sz w:val="18"/>
+                <w:sz w:val="22"/>
                 <w:szCs w:val="18"/>
               </w:rPr>
               <w:t xml:space="preserve">780</w:t>
@@ -3859,7 +3866,7 @@
                 <w:rFonts w:ascii="Avenir Next" w:hAnsi="Avenir Next" w:cs="Avenir Next" w:eastAsia="Avenir Next"/>
                 <w:b/>
                 <w:color w:val="003A70"/>
-                <w:sz w:val="18"/>
+                <w:sz w:val="22"/>
                 <w:szCs w:val="18"/>
               </w:rPr>
               <w:t xml:space="preserve">Q</w:t>
@@ -3882,7 +3889,7 @@
                 <w:rFonts w:ascii="Avenir Next" w:hAnsi="Avenir Next" w:cs="Avenir Next" w:eastAsia="Avenir Next"/>
                 <w:b/>
                 <w:color w:val="1A1A1A"/>
-                <w:sz w:val="18"/>
+                <w:sz w:val="22"/>
                 <w:szCs w:val="18"/>
               </w:rPr>
               <w:t xml:space="preserve">66</w:t>
@@ -3898,7 +3905,7 @@
                 <w:rFonts w:ascii="Avenir Next" w:hAnsi="Avenir Next" w:cs="Avenir Next" w:eastAsia="Avenir Next"/>
                 <w:b/>
                 <w:color w:val="003A70"/>
-                <w:sz w:val="18"/>
+                <w:sz w:val="22"/>
                 <w:szCs w:val="18"/>
               </w:rPr>
               <w:t xml:space="preserve">X</w:t>
@@ -3921,7 +3928,7 @@
                 <w:rFonts w:ascii="Avenir Next" w:hAnsi="Avenir Next" w:cs="Avenir Next" w:eastAsia="Avenir Next"/>
                 <w:b/>
                 <w:color w:val="1A1A1A"/>
-                <w:sz w:val="18"/>
+                <w:sz w:val="22"/>
                 <w:szCs w:val="18"/>
               </w:rPr>
               <w:t xml:space="preserve">63</w:t>
@@ -3937,7 +3944,7 @@
                 <w:rFonts w:ascii="Avenir Next" w:hAnsi="Avenir Next" w:cs="Avenir Next" w:eastAsia="Avenir Next"/>
                 <w:b/>
                 <w:color w:val="003A70"/>
-                <w:sz w:val="18"/>
+                <w:sz w:val="22"/>
                 <w:szCs w:val="18"/>
               </w:rPr>
               <w:t xml:space="preserve">I</w:t>
@@ -3960,7 +3967,7 @@
                 <w:rFonts w:ascii="Avenir Next" w:hAnsi="Avenir Next" w:cs="Avenir Next" w:eastAsia="Avenir Next"/>
                 <w:b/>
                 <w:color w:val="1A1A1A"/>
-                <w:sz w:val="18"/>
+                <w:sz w:val="22"/>
                 <w:szCs w:val="18"/>
               </w:rPr>
               <w:t xml:space="preserve">180</w:t>
@@ -3976,7 +3983,7 @@
                 <w:rFonts w:ascii="Avenir Next" w:hAnsi="Avenir Next" w:cs="Avenir Next" w:eastAsia="Avenir Next"/>
                 <w:b/>
                 <w:color w:val="003A70"/>
-                <w:sz w:val="18"/>
+                <w:sz w:val="22"/>
                 <w:szCs w:val="18"/>
               </w:rPr>
               <w:t xml:space="preserve">N</w:t>
@@ -3999,7 +4006,7 @@
                 <w:rFonts w:ascii="Avenir Next" w:hAnsi="Avenir Next" w:cs="Avenir Next" w:eastAsia="Avenir Next"/>
                 <w:b/>
                 <w:color w:val="1A1A1A"/>
-                <w:sz w:val="18"/>
+                <w:sz w:val="22"/>
                 <w:szCs w:val="18"/>
               </w:rPr>
               <w:t xml:space="preserve">390</w:t>
@@ -4015,7 +4022,7 @@
                 <w:rFonts w:ascii="Avenir Next" w:hAnsi="Avenir Next" w:cs="Avenir Next" w:eastAsia="Avenir Next"/>
                 <w:b/>
                 <w:color w:val="003A70"/>
-                <w:sz w:val="18"/>
+                <w:sz w:val="22"/>
                 <w:szCs w:val="18"/>
               </w:rPr>
               <w:t xml:space="preserve">V</w:t>
@@ -4038,7 +4045,7 @@
                 <w:rFonts w:ascii="Avenir Next" w:hAnsi="Avenir Next" w:cs="Avenir Next" w:eastAsia="Avenir Next"/>
                 <w:b/>
                 <w:color w:val="1A1A1A"/>
-                <w:sz w:val="18"/>
+                <w:sz w:val="22"/>
                 <w:szCs w:val="18"/>
               </w:rPr>
               <w:t xml:space="preserve">40</w:t>
@@ -4054,7 +4061,7 @@
                 <w:rFonts w:ascii="Avenir Next" w:hAnsi="Avenir Next" w:cs="Avenir Next" w:eastAsia="Avenir Next"/>
                 <w:b/>
                 <w:color w:val="003A70"/>
-                <w:sz w:val="18"/>
+                <w:sz w:val="22"/>
                 <w:szCs w:val="18"/>
               </w:rPr>
               <w:t xml:space="preserve">A</w:t>
@@ -4077,7 +4084,7 @@
                 <w:rFonts w:ascii="Avenir Next" w:hAnsi="Avenir Next" w:cs="Avenir Next" w:eastAsia="Avenir Next"/>
                 <w:b/>
                 <w:color w:val="1A1A1A"/>
-                <w:sz w:val="18"/>
+                <w:sz w:val="22"/>
                 <w:szCs w:val="18"/>
               </w:rPr>
               <w:t xml:space="preserve">$36</w:t>
@@ -4093,7 +4100,7 @@
                 <w:rFonts w:ascii="Avenir Next" w:hAnsi="Avenir Next" w:cs="Avenir Next" w:eastAsia="Avenir Next"/>
                 <w:b/>
                 <w:color w:val="003A70"/>
-                <w:sz w:val="18"/>
+                <w:sz w:val="22"/>
                 <w:szCs w:val="18"/>
               </w:rPr>
               <w:t xml:space="preserve">G</w:t>
@@ -4104,7 +4111,7 @@
     </w:tbl>
     <w:p>
       <w:pPr>
-        <w:spacing w:before="0" w:after="0" w:line="60" w:lineRule="auto"/>
+        <w:spacing w:before="0" w:after="0" w:line="50" w:lineRule="exact"/>
       </w:pPr>
     </w:p>
     <w:tbl>
@@ -4293,7 +4300,7 @@
     </w:tbl>
     <w:p>
       <w:pPr>
-        <w:spacing w:before="0" w:after="0" w:line="40" w:lineRule="auto"/>
+        <w:spacing w:before="0" w:after="0" w:line="50" w:lineRule="exact"/>
       </w:pPr>
     </w:p>
     <w:tbl>
@@ -4335,6 +4342,7 @@
           </w:tcPr>
           <w:p>
             <w:pPr>
+              <w:pStyle w:val="Heading2"/>
               <w:spacing w:before="0" w:after="0" w:line="240" w:lineRule="auto"/>
             </w:pPr>
             <w:r>
@@ -4372,7 +4380,7 @@
               <w:rPr>
                 <w:rFonts w:ascii="Avenir Next" w:hAnsi="Avenir Next" w:cs="Avenir Next" w:eastAsia="Avenir Next"/>
                 <w:color w:val="1A1A1A"/>
-                <w:sz w:val="17"/>
+                <w:sz w:val="22"/>
                 <w:szCs w:val="17"/>
               </w:rPr>
               <w:t xml:space="preserve">  I can do this on my own</w:t>
@@ -4401,7 +4409,7 @@
               <w:rPr>
                 <w:rFonts w:ascii="Avenir Next" w:hAnsi="Avenir Next" w:cs="Avenir Next" w:eastAsia="Avenir Next"/>
                 <w:color w:val="1A1A1A"/>
-                <w:sz w:val="17"/>
+                <w:sz w:val="22"/>
                 <w:szCs w:val="17"/>
               </w:rPr>
               <w:t xml:space="preserve">  I need a little help</w:t>
@@ -4430,7 +4438,7 @@
               <w:rPr>
                 <w:rFonts w:ascii="Avenir Next" w:hAnsi="Avenir Next" w:cs="Avenir Next" w:eastAsia="Avenir Next"/>
                 <w:color w:val="1A1A1A"/>
-                <w:sz w:val="17"/>
+                <w:sz w:val="22"/>
                 <w:szCs w:val="17"/>
               </w:rPr>
               <w:t xml:space="preserve">  I have a question about #</w:t>
@@ -4451,7 +4459,7 @@
     </w:tbl>
     <w:p>
       <w:pPr>
-        <w:spacing w:before="0" w:after="0" w:line="20" w:lineRule="exact"/>
+        <w:spacing w:before="0" w:after="0" w:line="50" w:lineRule="exact"/>
       </w:pPr>
     </w:p>
     <w:sectPr>
@@ -4537,7 +4545,106 @@
               <w:sz w:val="15"/>
               <w:szCs w:val="15"/>
             </w:rPr>
-            <w:t xml:space="preserve">Lesson 5-2  ·  Session 1  ·  Practice Form A</w:t>
+            <w:t xml:space="preserve">5-2 · Page </w:t>
+          </w:r>
+          <w:r>
+            <w:rPr>
+              <w:rFonts w:ascii="Avenir Next" w:hAnsi="Avenir Next" w:cs="Avenir Next" w:eastAsia="Avenir Next"/>
+              <w:color w:val="5A5F66"/>
+              <w:sz w:val="15"/>
+              <w:szCs w:val="15"/>
+            </w:rPr>
+            <w:fldChar w:fldCharType="begin"/>
+          </w:r>
+          <w:r>
+            <w:rPr>
+              <w:rFonts w:ascii="Avenir Next" w:hAnsi="Avenir Next" w:cs="Avenir Next" w:eastAsia="Avenir Next"/>
+              <w:color w:val="5A5F66"/>
+              <w:sz w:val="15"/>
+              <w:szCs w:val="15"/>
+            </w:rPr>
+            <w:instrText xml:space="preserve"> PAGE </w:instrText>
+          </w:r>
+          <w:r>
+            <w:rPr>
+              <w:rFonts w:ascii="Avenir Next" w:hAnsi="Avenir Next" w:cs="Avenir Next" w:eastAsia="Avenir Next"/>
+              <w:color w:val="5A5F66"/>
+              <w:sz w:val="15"/>
+              <w:szCs w:val="15"/>
+            </w:rPr>
+            <w:fldChar w:fldCharType="separate"/>
+          </w:r>
+          <w:r>
+            <w:rPr>
+              <w:rFonts w:ascii="Avenir Next" w:hAnsi="Avenir Next" w:cs="Avenir Next" w:eastAsia="Avenir Next"/>
+              <w:color w:val="5A5F66"/>
+              <w:sz w:val="15"/>
+              <w:szCs w:val="15"/>
+            </w:rPr>
+            <w:t xml:space="preserve">1</w:t>
+          </w:r>
+          <w:r>
+            <w:rPr>
+              <w:rFonts w:ascii="Avenir Next" w:hAnsi="Avenir Next" w:cs="Avenir Next" w:eastAsia="Avenir Next"/>
+              <w:color w:val="5A5F66"/>
+              <w:sz w:val="15"/>
+              <w:szCs w:val="15"/>
+            </w:rPr>
+            <w:fldChar w:fldCharType="end"/>
+          </w:r>
+          <w:r>
+            <w:rPr>
+              <w:rFonts w:ascii="Avenir Next" w:hAnsi="Avenir Next" w:cs="Avenir Next" w:eastAsia="Avenir Next"/>
+              <w:color w:val="5A5F66"/>
+              <w:sz w:val="15"/>
+              <w:szCs w:val="15"/>
+            </w:rPr>
+            <w:t xml:space="preserve"> of </w:t>
+          </w:r>
+          <w:r>
+            <w:rPr>
+              <w:rFonts w:ascii="Avenir Next" w:hAnsi="Avenir Next" w:cs="Avenir Next" w:eastAsia="Avenir Next"/>
+              <w:color w:val="5A5F66"/>
+              <w:sz w:val="15"/>
+              <w:szCs w:val="15"/>
+            </w:rPr>
+            <w:fldChar w:fldCharType="begin"/>
+          </w:r>
+          <w:r>
+            <w:rPr>
+              <w:rFonts w:ascii="Avenir Next" w:hAnsi="Avenir Next" w:cs="Avenir Next" w:eastAsia="Avenir Next"/>
+              <w:color w:val="5A5F66"/>
+              <w:sz w:val="15"/>
+              <w:szCs w:val="15"/>
+            </w:rPr>
+            <w:instrText xml:space="preserve"> NUMPAGES </w:instrText>
+          </w:r>
+          <w:r>
+            <w:rPr>
+              <w:rFonts w:ascii="Avenir Next" w:hAnsi="Avenir Next" w:cs="Avenir Next" w:eastAsia="Avenir Next"/>
+              <w:color w:val="5A5F66"/>
+              <w:sz w:val="15"/>
+              <w:szCs w:val="15"/>
+            </w:rPr>
+            <w:fldChar w:fldCharType="separate"/>
+          </w:r>
+          <w:r>
+            <w:rPr>
+              <w:rFonts w:ascii="Avenir Next" w:hAnsi="Avenir Next" w:cs="Avenir Next" w:eastAsia="Avenir Next"/>
+              <w:color w:val="5A5F66"/>
+              <w:sz w:val="15"/>
+              <w:szCs w:val="15"/>
+            </w:rPr>
+            <w:t xml:space="preserve">1</w:t>
+          </w:r>
+          <w:r>
+            <w:rPr>
+              <w:rFonts w:ascii="Avenir Next" w:hAnsi="Avenir Next" w:cs="Avenir Next" w:eastAsia="Avenir Next"/>
+              <w:color w:val="5A5F66"/>
+              <w:sz w:val="15"/>
+              <w:szCs w:val="15"/>
+            </w:rPr>
+            <w:fldChar w:fldCharType="end"/>
           </w:r>
         </w:p>
       </w:tc>
@@ -4580,5 +4687,23 @@
       </w:tblCellMar>
     </w:tblPr>
   </w:style>
+  <w:style w:type="paragraph" w:styleId="Heading1">
+    <w:name w:val="heading 1"/>
+    <w:basedOn w:val="Normal"/>
+    <w:pPr>
+      <w:outlineLvl w:val="0"/>
+      <w:keepNext w:val="0"/>
+      <w:keepLines w:val="0"/>
+    </w:pPr>
+  </w:style>
+  <w:style w:type="paragraph" w:styleId="Heading2">
+    <w:name w:val="heading 2"/>
+    <w:basedOn w:val="Normal"/>
+    <w:pPr>
+      <w:outlineLvl w:val="1"/>
+      <w:keepNext w:val="0"/>
+      <w:keepLines w:val="0"/>
+    </w:pPr>
+  </w:style>
 </w:styles>
 </file>